--- a/Report/Description.docx
+++ b/Report/Description.docx
@@ -1,6 +1,6 @@
 
 <file path=word/document.xml><?xml version="1.0" encoding="utf-8"?>
-<w:document xmlns:wpc="http://schemas.microsoft.com/office/word/2010/wordprocessingCanvas" xmlns:cx="http://schemas.microsoft.com/office/drawing/2014/chartex" xmlns:cx1="http://schemas.microsoft.com/office/drawing/2015/9/8/chartex" xmlns:cx2="http://schemas.microsoft.com/office/drawing/2015/10/21/chartex" xmlns:cx3="http://schemas.microsoft.com/office/drawing/2016/5/9/chartex" xmlns:cx4="http://schemas.microsoft.com/office/drawing/2016/5/10/chartex" xmlns:cx5="http://schemas.microsoft.com/office/drawing/2016/5/11/chartex" xmlns:cx6="http://schemas.microsoft.com/office/drawing/2016/5/12/chartex" xmlns:cx7="http://schemas.microsoft.com/office/drawing/2016/5/13/chartex" xmlns:cx8="http://schemas.microsoft.com/office/drawing/2016/5/14/chartex" xmlns:mc="http://schemas.openxmlformats.org/markup-compatibility/2006" xmlns:aink="http://schemas.microsoft.com/office/drawing/2016/ink" xmlns:am3d="http://schemas.microsoft.com/office/drawing/2017/model3d" xmlns:o="urn:schemas-microsoft-com:office:office" xmlns:oel="http://schemas.microsoft.com/office/2019/extlst" xmlns:r="http://schemas.openxmlformats.org/officeDocument/2006/relationships" xmlns:m="http://schemas.openxmlformats.org/officeDocument/2006/math" xmlns:v="urn:schemas-microsoft-com:vml" xmlns:wp14="http://schemas.microsoft.com/office/word/2010/wordprocessingDrawing" xmlns:wp="http://schemas.openxmlformats.org/drawingml/2006/wordprocessingDrawing" xmlns:w10="urn:schemas-microsoft-com:office:word" xmlns:w="http://schemas.openxmlformats.org/wordprocessingml/2006/main" xmlns:w14="http://schemas.microsoft.com/office/word/2010/wordml" xmlns:w15="http://schemas.microsoft.com/office/word/2012/wordml" xmlns:w16cex="http://schemas.microsoft.com/office/word/2018/wordml/cex" xmlns:w16cid="http://schemas.microsoft.com/office/word/2016/wordml/cid" xmlns:w16="http://schemas.microsoft.com/office/word/2018/wordml" xmlns:w16sdtdh="http://schemas.microsoft.com/office/word/2020/wordml/sdtdatahash" xmlns:w16se="http://schemas.microsoft.com/office/word/2015/wordml/symex" xmlns:wpg="http://schemas.microsoft.com/office/word/2010/wordprocessingGroup" xmlns:wpi="http://schemas.microsoft.com/office/word/2010/wordprocessingInk" xmlns:wne="http://schemas.microsoft.com/office/word/2006/wordml" xmlns:wps="http://schemas.microsoft.com/office/word/2010/wordprocessingShape" mc:Ignorable="w14 w15 w16se w16cid w16 w16cex w16sdtdh wp14">
+<w:document xmlns:wpc="http://schemas.microsoft.com/office/word/2010/wordprocessingCanvas" xmlns:cx="http://schemas.microsoft.com/office/drawing/2014/chartex" xmlns:cx1="http://schemas.microsoft.com/office/drawing/2015/9/8/chartex" xmlns:cx2="http://schemas.microsoft.com/office/drawing/2015/10/21/chartex" xmlns:cx3="http://schemas.microsoft.com/office/drawing/2016/5/9/chartex" xmlns:cx4="http://schemas.microsoft.com/office/drawing/2016/5/10/chartex" xmlns:cx5="http://schemas.microsoft.com/office/drawing/2016/5/11/chartex" xmlns:cx6="http://schemas.microsoft.com/office/drawing/2016/5/12/chartex" xmlns:cx7="http://schemas.microsoft.com/office/drawing/2016/5/13/chartex" xmlns:cx8="http://schemas.microsoft.com/office/drawing/2016/5/14/chartex" xmlns:mc="http://schemas.openxmlformats.org/markup-compatibility/2006" xmlns:aink="http://schemas.microsoft.com/office/drawing/2016/ink" xmlns:am3d="http://schemas.microsoft.com/office/drawing/2017/model3d" xmlns:o="urn:schemas-microsoft-com:office:office" xmlns:oel="http://schemas.microsoft.com/office/2019/extlst" xmlns:r="http://schemas.openxmlformats.org/officeDocument/2006/relationships" xmlns:m="http://schemas.openxmlformats.org/officeDocument/2006/math" xmlns:v="urn:schemas-microsoft-com:vml" xmlns:wp14="http://schemas.microsoft.com/office/word/2010/wordprocessingDrawing" xmlns:wp="http://schemas.openxmlformats.org/drawingml/2006/wordprocessingDrawing" xmlns:w10="urn:schemas-microsoft-com:office:word" xmlns:w="http://schemas.openxmlformats.org/wordprocessingml/2006/main" xmlns:w14="http://schemas.microsoft.com/office/word/2010/wordml" xmlns:w15="http://schemas.microsoft.com/office/word/2012/wordml" xmlns:w16cex="http://schemas.microsoft.com/office/word/2018/wordml/cex" xmlns:w16cid="http://schemas.microsoft.com/office/word/2016/wordml/cid" xmlns:w16="http://schemas.microsoft.com/office/word/2018/wordml" xmlns:w16du="http://schemas.microsoft.com/office/word/2023/wordml/word16du" xmlns:w16sdtdh="http://schemas.microsoft.com/office/word/2020/wordml/sdtdatahash" xmlns:w16sdtfl="http://schemas.microsoft.com/office/word/2024/wordml/sdtformatlock" xmlns:w16se="http://schemas.microsoft.com/office/word/2015/wordml/symex" xmlns:wpg="http://schemas.microsoft.com/office/word/2010/wordprocessingGroup" xmlns:wpi="http://schemas.microsoft.com/office/word/2010/wordprocessingInk" xmlns:wne="http://schemas.microsoft.com/office/word/2006/wordml" xmlns:wps="http://schemas.microsoft.com/office/word/2010/wordprocessingShape" mc:Ignorable="w14 w15 w16se w16cid w16 w16cex w16sdtdh w16sdtfl w16du wp14">
   <w:body>
     <w:p>
       <w:pPr>
@@ -17,13 +17,7 @@
         <w:jc w:val="both"/>
       </w:pPr>
       <w:r>
-        <w:rPr>
-          <w:highlight w:val="yellow"/>
-        </w:rPr>
-        <w:t>Write some description</w:t>
-      </w:r>
-      <w:r>
-        <w:t>.</w:t>
+        <w:t>Tobyhanna Army Depot specialized in full life cycle support for many military electronics systems – from fabrication to aftermarket support to repair</w:t>
       </w:r>
     </w:p>
     <w:p>
@@ -41,7 +35,7 @@
           <w:noProof/>
         </w:rPr>
         <w:drawing>
-          <wp:inline distT="0" distB="0" distL="0" distR="0" wp14:anchorId="0C79739A" wp14:editId="2A549744">
+          <wp:inline distT="0" distB="0" distL="0" distR="0" wp14:anchorId="0C79739A" wp14:editId="01B1A62E">
             <wp:extent cx="4467225" cy="2457450"/>
             <wp:effectExtent l="0" t="0" r="28575" b="19050"/>
             <wp:docPr id="712112776" name="Diagram 712112776"/>
@@ -301,15 +295,9 @@
             <w:pPr>
               <w:spacing w:before="120" w:line="360" w:lineRule="auto"/>
               <w:jc w:val="center"/>
-              <w:rPr>
-                <w:highlight w:val="yellow"/>
-              </w:rPr>
             </w:pPr>
             <w:r>
-              <w:rPr>
-                <w:highlight w:val="yellow"/>
-              </w:rPr>
-              <w:t>Motor</w:t>
+              <w:t>Air Compressors</w:t>
             </w:r>
           </w:p>
         </w:tc>
@@ -321,15 +309,12 @@
             <w:pPr>
               <w:spacing w:before="120" w:line="360" w:lineRule="auto"/>
               <w:jc w:val="center"/>
-              <w:rPr>
-                <w:highlight w:val="yellow"/>
-              </w:rPr>
             </w:pPr>
             <w:r>
-              <w:rPr>
-                <w:highlight w:val="yellow"/>
-              </w:rPr>
               <w:t>1</w:t>
+            </w:r>
+            <w:r>
+              <w:t>5</w:t>
             </w:r>
           </w:p>
         </w:tc>
@@ -341,15 +326,12 @@
             <w:pPr>
               <w:spacing w:before="120" w:line="360" w:lineRule="auto"/>
               <w:jc w:val="center"/>
-              <w:rPr>
-                <w:highlight w:val="yellow"/>
-              </w:rPr>
             </w:pPr>
             <w:r>
-              <w:rPr>
-                <w:highlight w:val="yellow"/>
-              </w:rPr>
-              <w:t>1 HP</w:t>
+              <w:t xml:space="preserve">2,240 </w:t>
+            </w:r>
+            <w:r>
+              <w:t>HP</w:t>
             </w:r>
           </w:p>
         </w:tc>
@@ -361,24 +343,16 @@
             <w:pPr>
               <w:spacing w:before="120" w:line="360" w:lineRule="auto"/>
               <w:jc w:val="center"/>
-              <w:rPr>
-                <w:highlight w:val="yellow"/>
-              </w:rPr>
             </w:pPr>
             <w:r>
-              <w:rPr>
-                <w:highlight w:val="yellow"/>
-              </w:rPr>
-              <w:t xml:space="preserve">1 </w:t>
+              <w:t>11,546,218</w:t>
             </w:r>
-            <w:proofErr w:type="spellStart"/>
             <w:r>
-              <w:rPr>
-                <w:highlight w:val="yellow"/>
-              </w:rPr>
-              <w:t>hr</w:t>
+              <w:t xml:space="preserve"> </w:t>
             </w:r>
-            <w:proofErr w:type="spellEnd"/>
+            <w:r>
+              <w:t>kWh</w:t>
+            </w:r>
           </w:p>
         </w:tc>
         <w:tc>
@@ -389,15 +363,87 @@
             <w:pPr>
               <w:spacing w:before="120" w:line="360" w:lineRule="auto"/>
               <w:jc w:val="center"/>
-              <w:rPr>
-                <w:highlight w:val="yellow"/>
-              </w:rPr>
             </w:pPr>
             <w:r>
-              <w:rPr>
-                <w:highlight w:val="yellow"/>
-              </w:rPr>
-              <w:t>$1</w:t>
+              <w:t>$</w:t>
+            </w:r>
+            <w:r>
+              <w:t>987,143</w:t>
+            </w:r>
+          </w:p>
+        </w:tc>
+      </w:tr>
+      <w:tr>
+        <w:trPr>
+          <w:jc w:val="center"/>
+        </w:trPr>
+        <w:tc>
+          <w:tcPr>
+            <w:tcW w:w="2515" w:type="dxa"/>
+          </w:tcPr>
+          <w:p>
+            <w:pPr>
+              <w:spacing w:before="120" w:line="360" w:lineRule="auto"/>
+              <w:jc w:val="center"/>
+            </w:pPr>
+            <w:r>
+              <w:t>HVAC</w:t>
+            </w:r>
+          </w:p>
+        </w:tc>
+        <w:tc>
+          <w:tcPr>
+            <w:tcW w:w="1440" w:type="dxa"/>
+          </w:tcPr>
+          <w:p>
+            <w:pPr>
+              <w:spacing w:before="120" w:line="360" w:lineRule="auto"/>
+              <w:jc w:val="center"/>
+            </w:pPr>
+            <w:r>
+              <w:t>600</w:t>
+            </w:r>
+          </w:p>
+        </w:tc>
+        <w:tc>
+          <w:tcPr>
+            <w:tcW w:w="1710" w:type="dxa"/>
+          </w:tcPr>
+          <w:p>
+            <w:pPr>
+              <w:spacing w:before="120" w:line="360" w:lineRule="auto"/>
+              <w:jc w:val="center"/>
+            </w:pPr>
+            <w:r>
+              <w:t>618.5 Tons</w:t>
+            </w:r>
+          </w:p>
+        </w:tc>
+        <w:tc>
+          <w:tcPr>
+            <w:tcW w:w="2070" w:type="dxa"/>
+          </w:tcPr>
+          <w:p>
+            <w:pPr>
+              <w:spacing w:before="120" w:line="360" w:lineRule="auto"/>
+              <w:jc w:val="center"/>
+            </w:pPr>
+            <w:r>
+              <w:t>22,937,381 kWh</w:t>
+            </w:r>
+          </w:p>
+        </w:tc>
+        <w:tc>
+          <w:tcPr>
+            <w:tcW w:w="1700" w:type="dxa"/>
+          </w:tcPr>
+          <w:p>
+            <w:pPr>
+              <w:spacing w:before="120" w:line="360" w:lineRule="auto"/>
+              <w:jc w:val="center"/>
+            </w:pPr>
+            <w:r>
+              <w:t>$1,559,741</w:t>
             </w:r>
           </w:p>
         </w:tc>
@@ -460,74 +506,54 @@
     </w:p>
     <w:p>
       <w:pPr>
+        <w:pStyle w:val="ListParagraph"/>
         <w:numPr>
           <w:ilvl w:val="0"/>
-          <w:numId w:val="5"/>
+          <w:numId w:val="20"/>
         </w:numPr>
-        <w:pBdr>
-          <w:top w:val="nil"/>
-          <w:left w:val="nil"/>
-          <w:bottom w:val="nil"/>
-          <w:right w:val="nil"/>
-          <w:between w:val="nil"/>
-        </w:pBdr>
         <w:spacing w:line="360" w:lineRule="auto"/>
-        <w:rPr>
-          <w:color w:val="000000"/>
-          <w:highlight w:val="yellow"/>
-        </w:rPr>
-      </w:pPr>
+        <w:jc w:val="both"/>
+      </w:pPr>
+      <w:proofErr w:type="gramStart"/>
       <w:r>
-        <w:rPr>
-          <w:color w:val="000000"/>
-          <w:highlight w:val="yellow"/>
-        </w:rPr>
-        <w:t>Write some best practices</w:t>
+        <w:t>Installed LED lights</w:t>
       </w:r>
+      <w:proofErr w:type="gramEnd"/>
       <w:r>
-        <w:rPr>
-          <w:color w:val="000000"/>
-          <w:highlight w:val="yellow"/>
-        </w:rPr>
-        <w:t>.</w:t>
+        <w:t xml:space="preserve"> in some buildings and manufacturing areas</w:t>
       </w:r>
     </w:p>
     <w:p>
       <w:pPr>
-        <w:pBdr>
-          <w:top w:val="nil"/>
-          <w:left w:val="nil"/>
-          <w:bottom w:val="nil"/>
-          <w:right w:val="nil"/>
-          <w:between w:val="nil"/>
-        </w:pBdr>
-        <w:spacing w:before="120"/>
-        <w:jc w:val="center"/>
+        <w:pStyle w:val="ListParagraph"/>
+        <w:numPr>
+          <w:ilvl w:val="0"/>
+          <w:numId w:val="20"/>
+        </w:numPr>
+        <w:spacing w:line="360" w:lineRule="auto"/>
+        <w:jc w:val="both"/>
       </w:pPr>
       <w:r>
-        <w:rPr>
-          <w:highlight w:val="yellow"/>
-        </w:rPr>
-        <w:t xml:space="preserve">#Insert plant </w:t>
+        <w:t>Well Labeled Infrastructure</w:t>
       </w:r>
-      <w:r>
-        <w:rPr>
-          <w:highlight w:val="yellow"/>
-        </w:rPr>
-        <w:t>layout</w:t>
-      </w:r>
-      <w:r>
-        <w:rPr>
-          <w:highlight w:val="yellow"/>
-        </w:rPr>
-        <w:t xml:space="preserve"> picture</w:t>
-      </w:r>
-      <w:r>
-        <w:rPr>
-          <w:highlight w:val="yellow"/>
-        </w:rPr>
-        <w:t xml:space="preserve"> here and delete this line</w:t>
-      </w:r>
+    </w:p>
+    <w:p>
+      <w:pPr>
+        <w:spacing w:line="360" w:lineRule="auto"/>
+        <w:jc w:val="both"/>
+      </w:pPr>
+    </w:p>
+    <w:p>
+      <w:pPr>
+        <w:spacing w:line="360" w:lineRule="auto"/>
+        <w:jc w:val="both"/>
+      </w:pPr>
+    </w:p>
+    <w:p>
+      <w:pPr>
+        <w:spacing w:line="360" w:lineRule="auto"/>
+        <w:jc w:val="both"/>
+      </w:pPr>
     </w:p>
     <w:p>
       <w:pPr>
@@ -538,6 +564,7 @@
       </w:pPr>
       <w:bookmarkStart w:id="2" w:name="_Toc145937844"/>
       <w:r>
+        <w:lastRenderedPageBreak/>
         <w:t xml:space="preserve">Figure </w:t>
       </w:r>
       <w:r>
@@ -575,9 +602,47 @@
         <w:t>t</w:t>
       </w:r>
     </w:p>
-    <w:p/>
+    <w:p>
+      <w:r>
+        <w:drawing>
+          <wp:inline distT="0" distB="0" distL="0" distR="0" wp14:anchorId="724B0452" wp14:editId="7ACFFEA0">
+            <wp:extent cx="5943600" cy="3848735"/>
+            <wp:effectExtent l="0" t="0" r="0" b="0"/>
+            <wp:docPr id="2069259142" name="Picture 1" descr="A map of a city&#10;&#10;AI-generated content may be incorrect."/>
+            <wp:cNvGraphicFramePr>
+              <a:graphicFrameLocks xmlns:a="http://schemas.openxmlformats.org/drawingml/2006/main" noChangeAspect="1"/>
+            </wp:cNvGraphicFramePr>
+            <a:graphic xmlns:a="http://schemas.openxmlformats.org/drawingml/2006/main">
+              <a:graphicData uri="http://schemas.openxmlformats.org/drawingml/2006/picture">
+                <pic:pic xmlns:pic="http://schemas.openxmlformats.org/drawingml/2006/picture">
+                  <pic:nvPicPr>
+                    <pic:cNvPr id="2069259142" name="Picture 1" descr="A map of a city&#10;&#10;AI-generated content may be incorrect."/>
+                    <pic:cNvPicPr/>
+                  </pic:nvPicPr>
+                  <pic:blipFill>
+                    <a:blip r:embed="rId13"/>
+                    <a:stretch>
+                      <a:fillRect/>
+                    </a:stretch>
+                  </pic:blipFill>
+                  <pic:spPr>
+                    <a:xfrm>
+                      <a:off x="0" y="0"/>
+                      <a:ext cx="5943600" cy="3848735"/>
+                    </a:xfrm>
+                    <a:prstGeom prst="rect">
+                      <a:avLst/>
+                    </a:prstGeom>
+                  </pic:spPr>
+                </pic:pic>
+              </a:graphicData>
+            </a:graphic>
+          </wp:inline>
+        </w:drawing>
+      </w:r>
+    </w:p>
     <w:sectPr>
-      <w:footerReference w:type="default" r:id="rId13"/>
+      <w:footerReference w:type="default" r:id="rId14"/>
       <w:pgSz w:w="12240" w:h="15840"/>
       <w:pgMar w:top="1440" w:right="1440" w:bottom="1440" w:left="1440" w:header="720" w:footer="720" w:gutter="0"/>
       <w:pgNumType w:start="1"/>
@@ -589,7 +654,7 @@
 </file>
 
 <file path=word/endnotes.xml><?xml version="1.0" encoding="utf-8"?>
-<w:endnotes xmlns:wpc="http://schemas.microsoft.com/office/word/2010/wordprocessingCanvas" xmlns:cx="http://schemas.microsoft.com/office/drawing/2014/chartex" xmlns:cx1="http://schemas.microsoft.com/office/drawing/2015/9/8/chartex" xmlns:cx2="http://schemas.microsoft.com/office/drawing/2015/10/21/chartex" xmlns:cx3="http://schemas.microsoft.com/office/drawing/2016/5/9/chartex" xmlns:cx4="http://schemas.microsoft.com/office/drawing/2016/5/10/chartex" xmlns:cx5="http://schemas.microsoft.com/office/drawing/2016/5/11/chartex" xmlns:cx6="http://schemas.microsoft.com/office/drawing/2016/5/12/chartex" xmlns:cx7="http://schemas.microsoft.com/office/drawing/2016/5/13/chartex" xmlns:cx8="http://schemas.microsoft.com/office/drawing/2016/5/14/chartex" xmlns:mc="http://schemas.openxmlformats.org/markup-compatibility/2006" xmlns:aink="http://schemas.microsoft.com/office/drawing/2016/ink" xmlns:am3d="http://schemas.microsoft.com/office/drawing/2017/model3d" xmlns:o="urn:schemas-microsoft-com:office:office" xmlns:oel="http://schemas.microsoft.com/office/2019/extlst" xmlns:r="http://schemas.openxmlformats.org/officeDocument/2006/relationships" xmlns:m="http://schemas.openxmlformats.org/officeDocument/2006/math" xmlns:v="urn:schemas-microsoft-com:vml" xmlns:wp14="http://schemas.microsoft.com/office/word/2010/wordprocessingDrawing" xmlns:wp="http://schemas.openxmlformats.org/drawingml/2006/wordprocessingDrawing" xmlns:w10="urn:schemas-microsoft-com:office:word" xmlns:w="http://schemas.openxmlformats.org/wordprocessingml/2006/main" xmlns:w14="http://schemas.microsoft.com/office/word/2010/wordml" xmlns:w15="http://schemas.microsoft.com/office/word/2012/wordml" xmlns:w16cex="http://schemas.microsoft.com/office/word/2018/wordml/cex" xmlns:w16cid="http://schemas.microsoft.com/office/word/2016/wordml/cid" xmlns:w16="http://schemas.microsoft.com/office/word/2018/wordml" xmlns:w16sdtdh="http://schemas.microsoft.com/office/word/2020/wordml/sdtdatahash" xmlns:w16se="http://schemas.microsoft.com/office/word/2015/wordml/symex" xmlns:wpg="http://schemas.microsoft.com/office/word/2010/wordprocessingGroup" xmlns:wpi="http://schemas.microsoft.com/office/word/2010/wordprocessingInk" xmlns:wne="http://schemas.microsoft.com/office/word/2006/wordml" xmlns:wps="http://schemas.microsoft.com/office/word/2010/wordprocessingShape" mc:Ignorable="w14 w15 w16se w16cid w16 w16cex w16sdtdh wp14">
+<w:endnotes xmlns:wpc="http://schemas.microsoft.com/office/word/2010/wordprocessingCanvas" xmlns:cx="http://schemas.microsoft.com/office/drawing/2014/chartex" xmlns:cx1="http://schemas.microsoft.com/office/drawing/2015/9/8/chartex" xmlns:cx2="http://schemas.microsoft.com/office/drawing/2015/10/21/chartex" xmlns:cx3="http://schemas.microsoft.com/office/drawing/2016/5/9/chartex" xmlns:cx4="http://schemas.microsoft.com/office/drawing/2016/5/10/chartex" xmlns:cx5="http://schemas.microsoft.com/office/drawing/2016/5/11/chartex" xmlns:cx6="http://schemas.microsoft.com/office/drawing/2016/5/12/chartex" xmlns:cx7="http://schemas.microsoft.com/office/drawing/2016/5/13/chartex" xmlns:cx8="http://schemas.microsoft.com/office/drawing/2016/5/14/chartex" xmlns:mc="http://schemas.openxmlformats.org/markup-compatibility/2006" xmlns:aink="http://schemas.microsoft.com/office/drawing/2016/ink" xmlns:am3d="http://schemas.microsoft.com/office/drawing/2017/model3d" xmlns:o="urn:schemas-microsoft-com:office:office" xmlns:oel="http://schemas.microsoft.com/office/2019/extlst" xmlns:r="http://schemas.openxmlformats.org/officeDocument/2006/relationships" xmlns:m="http://schemas.openxmlformats.org/officeDocument/2006/math" xmlns:v="urn:schemas-microsoft-com:vml" xmlns:wp14="http://schemas.microsoft.com/office/word/2010/wordprocessingDrawing" xmlns:wp="http://schemas.openxmlformats.org/drawingml/2006/wordprocessingDrawing" xmlns:w10="urn:schemas-microsoft-com:office:word" xmlns:w="http://schemas.openxmlformats.org/wordprocessingml/2006/main" xmlns:w14="http://schemas.microsoft.com/office/word/2010/wordml" xmlns:w15="http://schemas.microsoft.com/office/word/2012/wordml" xmlns:w16cex="http://schemas.microsoft.com/office/word/2018/wordml/cex" xmlns:w16cid="http://schemas.microsoft.com/office/word/2016/wordml/cid" xmlns:w16="http://schemas.microsoft.com/office/word/2018/wordml" xmlns:w16du="http://schemas.microsoft.com/office/word/2023/wordml/word16du" xmlns:w16sdtdh="http://schemas.microsoft.com/office/word/2020/wordml/sdtdatahash" xmlns:w16sdtfl="http://schemas.microsoft.com/office/word/2024/wordml/sdtformatlock" xmlns:w16se="http://schemas.microsoft.com/office/word/2015/wordml/symex" xmlns:wpg="http://schemas.microsoft.com/office/word/2010/wordprocessingGroup" xmlns:wpi="http://schemas.microsoft.com/office/word/2010/wordprocessingInk" xmlns:wne="http://schemas.microsoft.com/office/word/2006/wordml" xmlns:wps="http://schemas.microsoft.com/office/word/2010/wordprocessingShape" mc:Ignorable="w14 w15 w16se w16cid w16 w16cex w16sdtdh w16sdtfl w16du wp14">
   <w:endnote w:type="separator" w:id="-1">
     <w:p>
       <w:r>
@@ -608,7 +673,7 @@
 </file>
 
 <file path=word/footer1.xml><?xml version="1.0" encoding="utf-8"?>
-<w:ftr xmlns:wpc="http://schemas.microsoft.com/office/word/2010/wordprocessingCanvas" xmlns:cx="http://schemas.microsoft.com/office/drawing/2014/chartex" xmlns:cx1="http://schemas.microsoft.com/office/drawing/2015/9/8/chartex" xmlns:cx2="http://schemas.microsoft.com/office/drawing/2015/10/21/chartex" xmlns:cx3="http://schemas.microsoft.com/office/drawing/2016/5/9/chartex" xmlns:cx4="http://schemas.microsoft.com/office/drawing/2016/5/10/chartex" xmlns:cx5="http://schemas.microsoft.com/office/drawing/2016/5/11/chartex" xmlns:cx6="http://schemas.microsoft.com/office/drawing/2016/5/12/chartex" xmlns:cx7="http://schemas.microsoft.com/office/drawing/2016/5/13/chartex" xmlns:cx8="http://schemas.microsoft.com/office/drawing/2016/5/14/chartex" xmlns:mc="http://schemas.openxmlformats.org/markup-compatibility/2006" xmlns:aink="http://schemas.microsoft.com/office/drawing/2016/ink" xmlns:am3d="http://schemas.microsoft.com/office/drawing/2017/model3d" xmlns:o="urn:schemas-microsoft-com:office:office" xmlns:oel="http://schemas.microsoft.com/office/2019/extlst" xmlns:r="http://schemas.openxmlformats.org/officeDocument/2006/relationships" xmlns:m="http://schemas.openxmlformats.org/officeDocument/2006/math" xmlns:v="urn:schemas-microsoft-com:vml" xmlns:wp14="http://schemas.microsoft.com/office/word/2010/wordprocessingDrawing" xmlns:wp="http://schemas.openxmlformats.org/drawingml/2006/wordprocessingDrawing" xmlns:w10="urn:schemas-microsoft-com:office:word" xmlns:w="http://schemas.openxmlformats.org/wordprocessingml/2006/main" xmlns:w14="http://schemas.microsoft.com/office/word/2010/wordml" xmlns:w15="http://schemas.microsoft.com/office/word/2012/wordml" xmlns:w16cex="http://schemas.microsoft.com/office/word/2018/wordml/cex" xmlns:w16cid="http://schemas.microsoft.com/office/word/2016/wordml/cid" xmlns:w16="http://schemas.microsoft.com/office/word/2018/wordml" xmlns:w16sdtdh="http://schemas.microsoft.com/office/word/2020/wordml/sdtdatahash" xmlns:w16se="http://schemas.microsoft.com/office/word/2015/wordml/symex" xmlns:wpg="http://schemas.microsoft.com/office/word/2010/wordprocessingGroup" xmlns:wpi="http://schemas.microsoft.com/office/word/2010/wordprocessingInk" xmlns:wne="http://schemas.microsoft.com/office/word/2006/wordml" xmlns:wps="http://schemas.microsoft.com/office/word/2010/wordprocessingShape" mc:Ignorable="w14 w15 w16se w16cid w16 w16cex w16sdtdh wp14">
+<w:ftr xmlns:wpc="http://schemas.microsoft.com/office/word/2010/wordprocessingCanvas" xmlns:cx="http://schemas.microsoft.com/office/drawing/2014/chartex" xmlns:cx1="http://schemas.microsoft.com/office/drawing/2015/9/8/chartex" xmlns:cx2="http://schemas.microsoft.com/office/drawing/2015/10/21/chartex" xmlns:cx3="http://schemas.microsoft.com/office/drawing/2016/5/9/chartex" xmlns:cx4="http://schemas.microsoft.com/office/drawing/2016/5/10/chartex" xmlns:cx5="http://schemas.microsoft.com/office/drawing/2016/5/11/chartex" xmlns:cx6="http://schemas.microsoft.com/office/drawing/2016/5/12/chartex" xmlns:cx7="http://schemas.microsoft.com/office/drawing/2016/5/13/chartex" xmlns:cx8="http://schemas.microsoft.com/office/drawing/2016/5/14/chartex" xmlns:mc="http://schemas.openxmlformats.org/markup-compatibility/2006" xmlns:aink="http://schemas.microsoft.com/office/drawing/2016/ink" xmlns:am3d="http://schemas.microsoft.com/office/drawing/2017/model3d" xmlns:o="urn:schemas-microsoft-com:office:office" xmlns:oel="http://schemas.microsoft.com/office/2019/extlst" xmlns:r="http://schemas.openxmlformats.org/officeDocument/2006/relationships" xmlns:m="http://schemas.openxmlformats.org/officeDocument/2006/math" xmlns:v="urn:schemas-microsoft-com:vml" xmlns:wp14="http://schemas.microsoft.com/office/word/2010/wordprocessingDrawing" xmlns:wp="http://schemas.openxmlformats.org/drawingml/2006/wordprocessingDrawing" xmlns:w10="urn:schemas-microsoft-com:office:word" xmlns:w="http://schemas.openxmlformats.org/wordprocessingml/2006/main" xmlns:w14="http://schemas.microsoft.com/office/word/2010/wordml" xmlns:w15="http://schemas.microsoft.com/office/word/2012/wordml" xmlns:w16cex="http://schemas.microsoft.com/office/word/2018/wordml/cex" xmlns:w16cid="http://schemas.microsoft.com/office/word/2016/wordml/cid" xmlns:w16="http://schemas.microsoft.com/office/word/2018/wordml" xmlns:w16du="http://schemas.microsoft.com/office/word/2023/wordml/word16du" xmlns:w16sdtdh="http://schemas.microsoft.com/office/word/2020/wordml/sdtdatahash" xmlns:w16sdtfl="http://schemas.microsoft.com/office/word/2024/wordml/sdtformatlock" xmlns:w16se="http://schemas.microsoft.com/office/word/2015/wordml/symex" xmlns:wpg="http://schemas.microsoft.com/office/word/2010/wordprocessingGroup" xmlns:wpi="http://schemas.microsoft.com/office/word/2010/wordprocessingInk" xmlns:wne="http://schemas.microsoft.com/office/word/2006/wordml" xmlns:wps="http://schemas.microsoft.com/office/word/2010/wordprocessingShape" mc:Ignorable="w14 w15 w16se w16cid w16 w16cex w16sdtdh w16sdtfl w16du wp14">
   <w:p>
     <w:pPr>
       <w:pBdr>
@@ -689,7 +754,7 @@
 </file>
 
 <file path=word/footnotes.xml><?xml version="1.0" encoding="utf-8"?>
-<w:footnotes xmlns:wpc="http://schemas.microsoft.com/office/word/2010/wordprocessingCanvas" xmlns:cx="http://schemas.microsoft.com/office/drawing/2014/chartex" xmlns:cx1="http://schemas.microsoft.com/office/drawing/2015/9/8/chartex" xmlns:cx2="http://schemas.microsoft.com/office/drawing/2015/10/21/chartex" xmlns:cx3="http://schemas.microsoft.com/office/drawing/2016/5/9/chartex" xmlns:cx4="http://schemas.microsoft.com/office/drawing/2016/5/10/chartex" xmlns:cx5="http://schemas.microsoft.com/office/drawing/2016/5/11/chartex" xmlns:cx6="http://schemas.microsoft.com/office/drawing/2016/5/12/chartex" xmlns:cx7="http://schemas.microsoft.com/office/drawing/2016/5/13/chartex" xmlns:cx8="http://schemas.microsoft.com/office/drawing/2016/5/14/chartex" xmlns:mc="http://schemas.openxmlformats.org/markup-compatibility/2006" xmlns:aink="http://schemas.microsoft.com/office/drawing/2016/ink" xmlns:am3d="http://schemas.microsoft.com/office/drawing/2017/model3d" xmlns:o="urn:schemas-microsoft-com:office:office" xmlns:oel="http://schemas.microsoft.com/office/2019/extlst" xmlns:r="http://schemas.openxmlformats.org/officeDocument/2006/relationships" xmlns:m="http://schemas.openxmlformats.org/officeDocument/2006/math" xmlns:v="urn:schemas-microsoft-com:vml" xmlns:wp14="http://schemas.microsoft.com/office/word/2010/wordprocessingDrawing" xmlns:wp="http://schemas.openxmlformats.org/drawingml/2006/wordprocessingDrawing" xmlns:w10="urn:schemas-microsoft-com:office:word" xmlns:w="http://schemas.openxmlformats.org/wordprocessingml/2006/main" xmlns:w14="http://schemas.microsoft.com/office/word/2010/wordml" xmlns:w15="http://schemas.microsoft.com/office/word/2012/wordml" xmlns:w16cex="http://schemas.microsoft.com/office/word/2018/wordml/cex" xmlns:w16cid="http://schemas.microsoft.com/office/word/2016/wordml/cid" xmlns:w16="http://schemas.microsoft.com/office/word/2018/wordml" xmlns:w16sdtdh="http://schemas.microsoft.com/office/word/2020/wordml/sdtdatahash" xmlns:w16se="http://schemas.microsoft.com/office/word/2015/wordml/symex" xmlns:wpg="http://schemas.microsoft.com/office/word/2010/wordprocessingGroup" xmlns:wpi="http://schemas.microsoft.com/office/word/2010/wordprocessingInk" xmlns:wne="http://schemas.microsoft.com/office/word/2006/wordml" xmlns:wps="http://schemas.microsoft.com/office/word/2010/wordprocessingShape" mc:Ignorable="w14 w15 w16se w16cid w16 w16cex w16sdtdh wp14">
+<w:footnotes xmlns:wpc="http://schemas.microsoft.com/office/word/2010/wordprocessingCanvas" xmlns:cx="http://schemas.microsoft.com/office/drawing/2014/chartex" xmlns:cx1="http://schemas.microsoft.com/office/drawing/2015/9/8/chartex" xmlns:cx2="http://schemas.microsoft.com/office/drawing/2015/10/21/chartex" xmlns:cx3="http://schemas.microsoft.com/office/drawing/2016/5/9/chartex" xmlns:cx4="http://schemas.microsoft.com/office/drawing/2016/5/10/chartex" xmlns:cx5="http://schemas.microsoft.com/office/drawing/2016/5/11/chartex" xmlns:cx6="http://schemas.microsoft.com/office/drawing/2016/5/12/chartex" xmlns:cx7="http://schemas.microsoft.com/office/drawing/2016/5/13/chartex" xmlns:cx8="http://schemas.microsoft.com/office/drawing/2016/5/14/chartex" xmlns:mc="http://schemas.openxmlformats.org/markup-compatibility/2006" xmlns:aink="http://schemas.microsoft.com/office/drawing/2016/ink" xmlns:am3d="http://schemas.microsoft.com/office/drawing/2017/model3d" xmlns:o="urn:schemas-microsoft-com:office:office" xmlns:oel="http://schemas.microsoft.com/office/2019/extlst" xmlns:r="http://schemas.openxmlformats.org/officeDocument/2006/relationships" xmlns:m="http://schemas.openxmlformats.org/officeDocument/2006/math" xmlns:v="urn:schemas-microsoft-com:vml" xmlns:wp14="http://schemas.microsoft.com/office/word/2010/wordprocessingDrawing" xmlns:wp="http://schemas.openxmlformats.org/drawingml/2006/wordprocessingDrawing" xmlns:w10="urn:schemas-microsoft-com:office:word" xmlns:w="http://schemas.openxmlformats.org/wordprocessingml/2006/main" xmlns:w14="http://schemas.microsoft.com/office/word/2010/wordml" xmlns:w15="http://schemas.microsoft.com/office/word/2012/wordml" xmlns:w16cex="http://schemas.microsoft.com/office/word/2018/wordml/cex" xmlns:w16cid="http://schemas.microsoft.com/office/word/2016/wordml/cid" xmlns:w16="http://schemas.microsoft.com/office/word/2018/wordml" xmlns:w16du="http://schemas.microsoft.com/office/word/2023/wordml/word16du" xmlns:w16sdtdh="http://schemas.microsoft.com/office/word/2020/wordml/sdtdatahash" xmlns:w16sdtfl="http://schemas.microsoft.com/office/word/2024/wordml/sdtformatlock" xmlns:w16se="http://schemas.microsoft.com/office/word/2015/wordml/symex" xmlns:wpg="http://schemas.microsoft.com/office/word/2010/wordprocessingGroup" xmlns:wpi="http://schemas.microsoft.com/office/word/2010/wordprocessingInk" xmlns:wne="http://schemas.microsoft.com/office/word/2006/wordml" xmlns:wps="http://schemas.microsoft.com/office/word/2010/wordprocessingShape" mc:Ignorable="w14 w15 w16se w16cid w16 w16cex w16sdtdh w16sdtfl w16du wp14">
   <w:footnote w:type="separator" w:id="-1">
     <w:p>
       <w:r>
@@ -708,7 +773,7 @@
 </file>
 
 <file path=word/numbering.xml><?xml version="1.0" encoding="utf-8"?>
-<w:numbering xmlns:wpc="http://schemas.microsoft.com/office/word/2010/wordprocessingCanvas" xmlns:cx="http://schemas.microsoft.com/office/drawing/2014/chartex" xmlns:cx1="http://schemas.microsoft.com/office/drawing/2015/9/8/chartex" xmlns:cx2="http://schemas.microsoft.com/office/drawing/2015/10/21/chartex" xmlns:cx3="http://schemas.microsoft.com/office/drawing/2016/5/9/chartex" xmlns:cx4="http://schemas.microsoft.com/office/drawing/2016/5/10/chartex" xmlns:cx5="http://schemas.microsoft.com/office/drawing/2016/5/11/chartex" xmlns:cx6="http://schemas.microsoft.com/office/drawing/2016/5/12/chartex" xmlns:cx7="http://schemas.microsoft.com/office/drawing/2016/5/13/chartex" xmlns:cx8="http://schemas.microsoft.com/office/drawing/2016/5/14/chartex" xmlns:mc="http://schemas.openxmlformats.org/markup-compatibility/2006" xmlns:aink="http://schemas.microsoft.com/office/drawing/2016/ink" xmlns:am3d="http://schemas.microsoft.com/office/drawing/2017/model3d" xmlns:o="urn:schemas-microsoft-com:office:office" xmlns:oel="http://schemas.microsoft.com/office/2019/extlst" xmlns:r="http://schemas.openxmlformats.org/officeDocument/2006/relationships" xmlns:m="http://schemas.openxmlformats.org/officeDocument/2006/math" xmlns:v="urn:schemas-microsoft-com:vml" xmlns:wp14="http://schemas.microsoft.com/office/word/2010/wordprocessingDrawing" xmlns:wp="http://schemas.openxmlformats.org/drawingml/2006/wordprocessingDrawing" xmlns:w10="urn:schemas-microsoft-com:office:word" xmlns:w="http://schemas.openxmlformats.org/wordprocessingml/2006/main" xmlns:w14="http://schemas.microsoft.com/office/word/2010/wordml" xmlns:w15="http://schemas.microsoft.com/office/word/2012/wordml" xmlns:w16cex="http://schemas.microsoft.com/office/word/2018/wordml/cex" xmlns:w16cid="http://schemas.microsoft.com/office/word/2016/wordml/cid" xmlns:w16="http://schemas.microsoft.com/office/word/2018/wordml" xmlns:w16sdtdh="http://schemas.microsoft.com/office/word/2020/wordml/sdtdatahash" xmlns:w16se="http://schemas.microsoft.com/office/word/2015/wordml/symex" xmlns:wpg="http://schemas.microsoft.com/office/word/2010/wordprocessingGroup" xmlns:wpi="http://schemas.microsoft.com/office/word/2010/wordprocessingInk" xmlns:wne="http://schemas.microsoft.com/office/word/2006/wordml" xmlns:wps="http://schemas.microsoft.com/office/word/2010/wordprocessingShape" mc:Ignorable="w14 w15 w16se w16cid w16 w16cex w16sdtdh wp14">
+<w:numbering xmlns:wpc="http://schemas.microsoft.com/office/word/2010/wordprocessingCanvas" xmlns:cx="http://schemas.microsoft.com/office/drawing/2014/chartex" xmlns:cx1="http://schemas.microsoft.com/office/drawing/2015/9/8/chartex" xmlns:cx2="http://schemas.microsoft.com/office/drawing/2015/10/21/chartex" xmlns:cx3="http://schemas.microsoft.com/office/drawing/2016/5/9/chartex" xmlns:cx4="http://schemas.microsoft.com/office/drawing/2016/5/10/chartex" xmlns:cx5="http://schemas.microsoft.com/office/drawing/2016/5/11/chartex" xmlns:cx6="http://schemas.microsoft.com/office/drawing/2016/5/12/chartex" xmlns:cx7="http://schemas.microsoft.com/office/drawing/2016/5/13/chartex" xmlns:cx8="http://schemas.microsoft.com/office/drawing/2016/5/14/chartex" xmlns:mc="http://schemas.openxmlformats.org/markup-compatibility/2006" xmlns:aink="http://schemas.microsoft.com/office/drawing/2016/ink" xmlns:am3d="http://schemas.microsoft.com/office/drawing/2017/model3d" xmlns:o="urn:schemas-microsoft-com:office:office" xmlns:oel="http://schemas.microsoft.com/office/2019/extlst" xmlns:r="http://schemas.openxmlformats.org/officeDocument/2006/relationships" xmlns:m="http://schemas.openxmlformats.org/officeDocument/2006/math" xmlns:v="urn:schemas-microsoft-com:vml" xmlns:wp14="http://schemas.microsoft.com/office/word/2010/wordprocessingDrawing" xmlns:wp="http://schemas.openxmlformats.org/drawingml/2006/wordprocessingDrawing" xmlns:w10="urn:schemas-microsoft-com:office:word" xmlns:w="http://schemas.openxmlformats.org/wordprocessingml/2006/main" xmlns:w14="http://schemas.microsoft.com/office/word/2010/wordml" xmlns:w15="http://schemas.microsoft.com/office/word/2012/wordml" xmlns:w16cex="http://schemas.microsoft.com/office/word/2018/wordml/cex" xmlns:w16cid="http://schemas.microsoft.com/office/word/2016/wordml/cid" xmlns:w16="http://schemas.microsoft.com/office/word/2018/wordml" xmlns:w16du="http://schemas.microsoft.com/office/word/2023/wordml/word16du" xmlns:w16sdtdh="http://schemas.microsoft.com/office/word/2020/wordml/sdtdatahash" xmlns:w16sdtfl="http://schemas.microsoft.com/office/word/2024/wordml/sdtformatlock" xmlns:w16se="http://schemas.microsoft.com/office/word/2015/wordml/symex" xmlns:wpg="http://schemas.microsoft.com/office/word/2010/wordprocessingGroup" xmlns:wpi="http://schemas.microsoft.com/office/word/2010/wordprocessingInk" xmlns:wne="http://schemas.microsoft.com/office/word/2006/wordml" xmlns:wps="http://schemas.microsoft.com/office/word/2010/wordprocessingShape" mc:Ignorable="w14 w15 w16se w16cid w16 w16cex w16sdtdh w16sdtfl w16du wp14">
   <w:abstractNum w:abstractNumId="0" w15:restartNumberingAfterBreak="0">
     <w:nsid w:val="06245008"/>
     <w:multiLevelType w:val="multilevel"/>
@@ -2292,6 +2357,119 @@
     </w:lvl>
   </w:abstractNum>
   <w:abstractNum w:abstractNumId="14" w15:restartNumberingAfterBreak="0">
+    <w:nsid w:val="5A7A4F7E"/>
+    <w:multiLevelType w:val="hybridMultilevel"/>
+    <w:tmpl w:val="D1E61DB6"/>
+    <w:lvl w:ilvl="0" w:tplc="04090001">
+      <w:start w:val="1"/>
+      <w:numFmt w:val="bullet"/>
+      <w:lvlText w:val=""/>
+      <w:lvlJc w:val="left"/>
+      <w:pPr>
+        <w:ind w:left="1440" w:hanging="360"/>
+      </w:pPr>
+      <w:rPr>
+        <w:rFonts w:ascii="Symbol" w:hAnsi="Symbol" w:hint="default"/>
+      </w:rPr>
+    </w:lvl>
+    <w:lvl w:ilvl="1" w:tplc="04090003" w:tentative="1">
+      <w:start w:val="1"/>
+      <w:numFmt w:val="bullet"/>
+      <w:lvlText w:val="o"/>
+      <w:lvlJc w:val="left"/>
+      <w:pPr>
+        <w:ind w:left="2160" w:hanging="360"/>
+      </w:pPr>
+      <w:rPr>
+        <w:rFonts w:ascii="Courier New" w:hAnsi="Courier New" w:cs="Courier New" w:hint="default"/>
+      </w:rPr>
+    </w:lvl>
+    <w:lvl w:ilvl="2" w:tplc="04090005" w:tentative="1">
+      <w:start w:val="1"/>
+      <w:numFmt w:val="bullet"/>
+      <w:lvlText w:val=""/>
+      <w:lvlJc w:val="left"/>
+      <w:pPr>
+        <w:ind w:left="2880" w:hanging="360"/>
+      </w:pPr>
+      <w:rPr>
+        <w:rFonts w:ascii="Wingdings" w:hAnsi="Wingdings" w:hint="default"/>
+      </w:rPr>
+    </w:lvl>
+    <w:lvl w:ilvl="3" w:tplc="04090001" w:tentative="1">
+      <w:start w:val="1"/>
+      <w:numFmt w:val="bullet"/>
+      <w:lvlText w:val=""/>
+      <w:lvlJc w:val="left"/>
+      <w:pPr>
+        <w:ind w:left="3600" w:hanging="360"/>
+      </w:pPr>
+      <w:rPr>
+        <w:rFonts w:ascii="Symbol" w:hAnsi="Symbol" w:hint="default"/>
+      </w:rPr>
+    </w:lvl>
+    <w:lvl w:ilvl="4" w:tplc="04090003" w:tentative="1">
+      <w:start w:val="1"/>
+      <w:numFmt w:val="bullet"/>
+      <w:lvlText w:val="o"/>
+      <w:lvlJc w:val="left"/>
+      <w:pPr>
+        <w:ind w:left="4320" w:hanging="360"/>
+      </w:pPr>
+      <w:rPr>
+        <w:rFonts w:ascii="Courier New" w:hAnsi="Courier New" w:cs="Courier New" w:hint="default"/>
+      </w:rPr>
+    </w:lvl>
+    <w:lvl w:ilvl="5" w:tplc="04090005" w:tentative="1">
+      <w:start w:val="1"/>
+      <w:numFmt w:val="bullet"/>
+      <w:lvlText w:val=""/>
+      <w:lvlJc w:val="left"/>
+      <w:pPr>
+        <w:ind w:left="5040" w:hanging="360"/>
+      </w:pPr>
+      <w:rPr>
+        <w:rFonts w:ascii="Wingdings" w:hAnsi="Wingdings" w:hint="default"/>
+      </w:rPr>
+    </w:lvl>
+    <w:lvl w:ilvl="6" w:tplc="04090001" w:tentative="1">
+      <w:start w:val="1"/>
+      <w:numFmt w:val="bullet"/>
+      <w:lvlText w:val=""/>
+      <w:lvlJc w:val="left"/>
+      <w:pPr>
+        <w:ind w:left="5760" w:hanging="360"/>
+      </w:pPr>
+      <w:rPr>
+        <w:rFonts w:ascii="Symbol" w:hAnsi="Symbol" w:hint="default"/>
+      </w:rPr>
+    </w:lvl>
+    <w:lvl w:ilvl="7" w:tplc="04090003" w:tentative="1">
+      <w:start w:val="1"/>
+      <w:numFmt w:val="bullet"/>
+      <w:lvlText w:val="o"/>
+      <w:lvlJc w:val="left"/>
+      <w:pPr>
+        <w:ind w:left="6480" w:hanging="360"/>
+      </w:pPr>
+      <w:rPr>
+        <w:rFonts w:ascii="Courier New" w:hAnsi="Courier New" w:cs="Courier New" w:hint="default"/>
+      </w:rPr>
+    </w:lvl>
+    <w:lvl w:ilvl="8" w:tplc="04090005" w:tentative="1">
+      <w:start w:val="1"/>
+      <w:numFmt w:val="bullet"/>
+      <w:lvlText w:val=""/>
+      <w:lvlJc w:val="left"/>
+      <w:pPr>
+        <w:ind w:left="7200" w:hanging="360"/>
+      </w:pPr>
+      <w:rPr>
+        <w:rFonts w:ascii="Wingdings" w:hAnsi="Wingdings" w:hint="default"/>
+      </w:rPr>
+    </w:lvl>
+  </w:abstractNum>
+  <w:abstractNum w:abstractNumId="15" w15:restartNumberingAfterBreak="0">
     <w:nsid w:val="604F11E6"/>
     <w:multiLevelType w:val="multilevel"/>
     <w:tmpl w:val="A67A0A84"/>
@@ -2404,7 +2582,120 @@
       </w:rPr>
     </w:lvl>
   </w:abstractNum>
-  <w:abstractNum w:abstractNumId="15" w15:restartNumberingAfterBreak="0">
+  <w:abstractNum w:abstractNumId="16" w15:restartNumberingAfterBreak="0">
+    <w:nsid w:val="64D216C7"/>
+    <w:multiLevelType w:val="hybridMultilevel"/>
+    <w:tmpl w:val="07D83DDE"/>
+    <w:lvl w:ilvl="0" w:tplc="04090001">
+      <w:start w:val="1"/>
+      <w:numFmt w:val="bullet"/>
+      <w:lvlText w:val=""/>
+      <w:lvlJc w:val="left"/>
+      <w:pPr>
+        <w:ind w:left="720" w:hanging="360"/>
+      </w:pPr>
+      <w:rPr>
+        <w:rFonts w:ascii="Symbol" w:hAnsi="Symbol" w:hint="default"/>
+      </w:rPr>
+    </w:lvl>
+    <w:lvl w:ilvl="1" w:tplc="04090003" w:tentative="1">
+      <w:start w:val="1"/>
+      <w:numFmt w:val="bullet"/>
+      <w:lvlText w:val="o"/>
+      <w:lvlJc w:val="left"/>
+      <w:pPr>
+        <w:ind w:left="1440" w:hanging="360"/>
+      </w:pPr>
+      <w:rPr>
+        <w:rFonts w:ascii="Courier New" w:hAnsi="Courier New" w:cs="Courier New" w:hint="default"/>
+      </w:rPr>
+    </w:lvl>
+    <w:lvl w:ilvl="2" w:tplc="04090005" w:tentative="1">
+      <w:start w:val="1"/>
+      <w:numFmt w:val="bullet"/>
+      <w:lvlText w:val=""/>
+      <w:lvlJc w:val="left"/>
+      <w:pPr>
+        <w:ind w:left="2160" w:hanging="360"/>
+      </w:pPr>
+      <w:rPr>
+        <w:rFonts w:ascii="Wingdings" w:hAnsi="Wingdings" w:hint="default"/>
+      </w:rPr>
+    </w:lvl>
+    <w:lvl w:ilvl="3" w:tplc="04090001" w:tentative="1">
+      <w:start w:val="1"/>
+      <w:numFmt w:val="bullet"/>
+      <w:lvlText w:val=""/>
+      <w:lvlJc w:val="left"/>
+      <w:pPr>
+        <w:ind w:left="2880" w:hanging="360"/>
+      </w:pPr>
+      <w:rPr>
+        <w:rFonts w:ascii="Symbol" w:hAnsi="Symbol" w:hint="default"/>
+      </w:rPr>
+    </w:lvl>
+    <w:lvl w:ilvl="4" w:tplc="04090003" w:tentative="1">
+      <w:start w:val="1"/>
+      <w:numFmt w:val="bullet"/>
+      <w:lvlText w:val="o"/>
+      <w:lvlJc w:val="left"/>
+      <w:pPr>
+        <w:ind w:left="3600" w:hanging="360"/>
+      </w:pPr>
+      <w:rPr>
+        <w:rFonts w:ascii="Courier New" w:hAnsi="Courier New" w:cs="Courier New" w:hint="default"/>
+      </w:rPr>
+    </w:lvl>
+    <w:lvl w:ilvl="5" w:tplc="04090005" w:tentative="1">
+      <w:start w:val="1"/>
+      <w:numFmt w:val="bullet"/>
+      <w:lvlText w:val=""/>
+      <w:lvlJc w:val="left"/>
+      <w:pPr>
+        <w:ind w:left="4320" w:hanging="360"/>
+      </w:pPr>
+      <w:rPr>
+        <w:rFonts w:ascii="Wingdings" w:hAnsi="Wingdings" w:hint="default"/>
+      </w:rPr>
+    </w:lvl>
+    <w:lvl w:ilvl="6" w:tplc="04090001" w:tentative="1">
+      <w:start w:val="1"/>
+      <w:numFmt w:val="bullet"/>
+      <w:lvlText w:val=""/>
+      <w:lvlJc w:val="left"/>
+      <w:pPr>
+        <w:ind w:left="5040" w:hanging="360"/>
+      </w:pPr>
+      <w:rPr>
+        <w:rFonts w:ascii="Symbol" w:hAnsi="Symbol" w:hint="default"/>
+      </w:rPr>
+    </w:lvl>
+    <w:lvl w:ilvl="7" w:tplc="04090003" w:tentative="1">
+      <w:start w:val="1"/>
+      <w:numFmt w:val="bullet"/>
+      <w:lvlText w:val="o"/>
+      <w:lvlJc w:val="left"/>
+      <w:pPr>
+        <w:ind w:left="5760" w:hanging="360"/>
+      </w:pPr>
+      <w:rPr>
+        <w:rFonts w:ascii="Courier New" w:hAnsi="Courier New" w:cs="Courier New" w:hint="default"/>
+      </w:rPr>
+    </w:lvl>
+    <w:lvl w:ilvl="8" w:tplc="04090005" w:tentative="1">
+      <w:start w:val="1"/>
+      <w:numFmt w:val="bullet"/>
+      <w:lvlText w:val=""/>
+      <w:lvlJc w:val="left"/>
+      <w:pPr>
+        <w:ind w:left="6480" w:hanging="360"/>
+      </w:pPr>
+      <w:rPr>
+        <w:rFonts w:ascii="Wingdings" w:hAnsi="Wingdings" w:hint="default"/>
+      </w:rPr>
+    </w:lvl>
+  </w:abstractNum>
+  <w:abstractNum w:abstractNumId="17" w15:restartNumberingAfterBreak="0">
     <w:nsid w:val="6BB60361"/>
     <w:multiLevelType w:val="multilevel"/>
     <w:tmpl w:val="7B168096"/>
@@ -2517,7 +2808,7 @@
       </w:rPr>
     </w:lvl>
   </w:abstractNum>
-  <w:abstractNum w:abstractNumId="16" w15:restartNumberingAfterBreak="0">
+  <w:abstractNum w:abstractNumId="18" w15:restartNumberingAfterBreak="0">
     <w:nsid w:val="6C3B6C75"/>
     <w:multiLevelType w:val="multilevel"/>
     <w:tmpl w:val="30EC218A"/>
@@ -2632,7 +2923,7 @@
       </w:rPr>
     </w:lvl>
   </w:abstractNum>
-  <w:abstractNum w:abstractNumId="17" w15:restartNumberingAfterBreak="0">
+  <w:abstractNum w:abstractNumId="19" w15:restartNumberingAfterBreak="0">
     <w:nsid w:val="72D10626"/>
     <w:multiLevelType w:val="multilevel"/>
     <w:tmpl w:val="2BE43B60"/>
@@ -2758,19 +3049,19 @@
     <w:abstractNumId w:val="9"/>
   </w:num>
   <w:num w:numId="5" w16cid:durableId="50621259">
-    <w:abstractNumId w:val="17"/>
+    <w:abstractNumId w:val="19"/>
   </w:num>
   <w:num w:numId="6" w16cid:durableId="128476103">
     <w:abstractNumId w:val="8"/>
   </w:num>
   <w:num w:numId="7" w16cid:durableId="508640344">
-    <w:abstractNumId w:val="16"/>
+    <w:abstractNumId w:val="18"/>
   </w:num>
   <w:num w:numId="8" w16cid:durableId="543907547">
     <w:abstractNumId w:val="3"/>
   </w:num>
   <w:num w:numId="9" w16cid:durableId="2092895678">
-    <w:abstractNumId w:val="14"/>
+    <w:abstractNumId w:val="15"/>
   </w:num>
   <w:num w:numId="10" w16cid:durableId="1025132165">
     <w:abstractNumId w:val="6"/>
@@ -2794,20 +3085,26 @@
     <w:abstractNumId w:val="0"/>
   </w:num>
   <w:num w:numId="17" w16cid:durableId="1666515717">
-    <w:abstractNumId w:val="15"/>
+    <w:abstractNumId w:val="17"/>
   </w:num>
   <w:num w:numId="18" w16cid:durableId="432288199">
     <w:abstractNumId w:val="11"/>
+  </w:num>
+  <w:num w:numId="19" w16cid:durableId="1735204474">
+    <w:abstractNumId w:val="14"/>
+  </w:num>
+  <w:num w:numId="20" w16cid:durableId="1777872137">
+    <w:abstractNumId w:val="16"/>
   </w:num>
 </w:numbering>
 </file>
 
 <file path=word/styles.xml><?xml version="1.0" encoding="utf-8"?>
-<w:styles xmlns:mc="http://schemas.openxmlformats.org/markup-compatibility/2006" xmlns:r="http://schemas.openxmlformats.org/officeDocument/2006/relationships" xmlns:w="http://schemas.openxmlformats.org/wordprocessingml/2006/main" xmlns:w14="http://schemas.microsoft.com/office/word/2010/wordml" xmlns:w15="http://schemas.microsoft.com/office/word/2012/wordml" xmlns:w16cex="http://schemas.microsoft.com/office/word/2018/wordml/cex" xmlns:w16cid="http://schemas.microsoft.com/office/word/2016/wordml/cid" xmlns:w16="http://schemas.microsoft.com/office/word/2018/wordml" xmlns:w16sdtdh="http://schemas.microsoft.com/office/word/2020/wordml/sdtdatahash" xmlns:w16se="http://schemas.microsoft.com/office/word/2015/wordml/symex" mc:Ignorable="w14 w15 w16se w16cid w16 w16cex w16sdtdh">
+<w:styles xmlns:mc="http://schemas.openxmlformats.org/markup-compatibility/2006" xmlns:r="http://schemas.openxmlformats.org/officeDocument/2006/relationships" xmlns:w="http://schemas.openxmlformats.org/wordprocessingml/2006/main" xmlns:w14="http://schemas.microsoft.com/office/word/2010/wordml" xmlns:w15="http://schemas.microsoft.com/office/word/2012/wordml" xmlns:w16cex="http://schemas.microsoft.com/office/word/2018/wordml/cex" xmlns:w16cid="http://schemas.microsoft.com/office/word/2016/wordml/cid" xmlns:w16="http://schemas.microsoft.com/office/word/2018/wordml" xmlns:w16du="http://schemas.microsoft.com/office/word/2023/wordml/word16du" xmlns:w16sdtdh="http://schemas.microsoft.com/office/word/2020/wordml/sdtdatahash" xmlns:w16sdtfl="http://schemas.microsoft.com/office/word/2024/wordml/sdtformatlock" xmlns:w16se="http://schemas.microsoft.com/office/word/2015/wordml/symex" mc:Ignorable="w14 w15 w16se w16cid w16 w16cex w16sdtdh w16sdtfl w16du">
   <w:docDefaults>
     <w:rPrDefault>
       <w:rPr>
-        <w:rFonts w:ascii="Times New Roman" w:eastAsia="宋体" w:hAnsi="Times New Roman" w:cs="Times New Roman"/>
+        <w:rFonts w:ascii="Times New Roman" w:eastAsia="SimSun" w:hAnsi="Times New Roman" w:cs="Times New Roman"/>
         <w:sz w:val="24"/>
         <w:szCs w:val="24"/>
         <w:lang w:val="en-US" w:eastAsia="zh-CN" w:bidi="ar-SA"/>
@@ -3309,7 +3606,6 @@
   <w:style w:type="character" w:default="1" w:styleId="DefaultParagraphFont">
     <w:name w:val="Default Paragraph Font"/>
     <w:uiPriority w:val="1"/>
-    <w:semiHidden/>
     <w:unhideWhenUsed/>
   </w:style>
   <w:style w:type="table" w:default="1" w:styleId="TableNormal">
@@ -3577,6 +3873,40 @@
     <w:semiHidden/>
     <w:rsid w:val="000E5BFC"/>
   </w:style>
+  <w:style w:type="character" w:styleId="Hyperlink">
+    <w:name w:val="Hyperlink"/>
+    <w:basedOn w:val="DefaultParagraphFont"/>
+    <w:uiPriority w:val="99"/>
+    <w:unhideWhenUsed/>
+    <w:qFormat/>
+    <w:rsid w:val="00C3556E"/>
+    <w:rPr>
+      <w:color w:val="0000FF" w:themeColor="hyperlink"/>
+      <w:u w:val="single"/>
+    </w:rPr>
+  </w:style>
+  <w:style w:type="character" w:styleId="UnresolvedMention">
+    <w:name w:val="Unresolved Mention"/>
+    <w:basedOn w:val="DefaultParagraphFont"/>
+    <w:uiPriority w:val="99"/>
+    <w:semiHidden/>
+    <w:unhideWhenUsed/>
+    <w:rsid w:val="00C3556E"/>
+    <w:rPr>
+      <w:color w:val="605E5C"/>
+      <w:shd w:val="clear" w:color="auto" w:fill="E1DFDD"/>
+    </w:rPr>
+  </w:style>
+  <w:style w:type="paragraph" w:styleId="ListParagraph">
+    <w:name w:val="List Paragraph"/>
+    <w:basedOn w:val="Normal"/>
+    <w:uiPriority w:val="34"/>
+    <w:rsid w:val="00C3556E"/>
+    <w:pPr>
+      <w:ind w:left="720"/>
+      <w:contextualSpacing/>
+    </w:pPr>
+  </w:style>
 </w:styles>
 </file>
 
@@ -4401,26 +4731,8 @@
         </a:p>
       </dgm:t>
     </dgm:pt>
-    <dgm:pt modelId="{E86C5894-E721-482A-B09F-BA3D3B280747}">
+    <dgm:pt modelId="{37F55BF5-F56B-4A38-B2D5-FAB81B054828}">
       <dgm:prSet phldrT="[Text]" custT="1"/>
-      <dgm:spPr/>
-      <dgm:t>
-        <a:bodyPr/>
-        <a:lstStyle/>
-        <a:p>
-          <a:pPr algn="ctr"/>
-          <a:r>
-            <a:rPr lang="en-US" sz="1200">
-              <a:latin typeface="Times New Roman" pitchFamily="18" charset="0"/>
-              <a:cs typeface="Times New Roman" pitchFamily="18" charset="0"/>
-            </a:rPr>
-            <a:t>Process 1 (Intake xyz)</a:t>
-          </a:r>
-        </a:p>
-      </dgm:t>
-    </dgm:pt>
-    <dgm:pt modelId="{80E0CF28-01EE-4719-9101-C5DA0B39596D}" type="parTrans" cxnId="{CB30B048-5E8C-4280-AD17-F2665D0CF81E}">
-      <dgm:prSet/>
       <dgm:spPr/>
       <dgm:t>
         <a:bodyPr/>
@@ -4431,39 +4743,6 @@
             <a:latin typeface="Times New Roman" pitchFamily="18" charset="0"/>
             <a:cs typeface="Times New Roman" pitchFamily="18" charset="0"/>
           </a:endParaRPr>
-        </a:p>
-      </dgm:t>
-    </dgm:pt>
-    <dgm:pt modelId="{D01FF456-D496-4493-9962-36FCDCB37AAE}" type="sibTrans" cxnId="{CB30B048-5E8C-4280-AD17-F2665D0CF81E}">
-      <dgm:prSet/>
-      <dgm:spPr/>
-      <dgm:t>
-        <a:bodyPr/>
-        <a:lstStyle/>
-        <a:p>
-          <a:pPr algn="ctr"/>
-          <a:endParaRPr lang="en-US" sz="1200">
-            <a:latin typeface="Times New Roman" pitchFamily="18" charset="0"/>
-            <a:cs typeface="Times New Roman" pitchFamily="18" charset="0"/>
-          </a:endParaRPr>
-        </a:p>
-      </dgm:t>
-    </dgm:pt>
-    <dgm:pt modelId="{37F55BF5-F56B-4A38-B2D5-FAB81B054828}">
-      <dgm:prSet phldrT="[Text]" custT="1"/>
-      <dgm:spPr/>
-      <dgm:t>
-        <a:bodyPr/>
-        <a:lstStyle/>
-        <a:p>
-          <a:pPr algn="ctr"/>
-          <a:r>
-            <a:rPr lang="en-US" sz="1200">
-              <a:latin typeface="Times New Roman" pitchFamily="18" charset="0"/>
-              <a:cs typeface="Times New Roman" pitchFamily="18" charset="0"/>
-            </a:rPr>
-            <a:t>Intermediate Process 1</a:t>
-          </a:r>
         </a:p>
       </dgm:t>
     </dgm:pt>
@@ -4505,13 +4784,10 @@
         <a:lstStyle/>
         <a:p>
           <a:pPr algn="ctr"/>
-          <a:r>
-            <a:rPr lang="en-US" sz="1200">
-              <a:latin typeface="Times New Roman" pitchFamily="18" charset="0"/>
-              <a:cs typeface="Times New Roman" pitchFamily="18" charset="0"/>
-            </a:rPr>
-            <a:t>Final Process (Store, ship, etc)</a:t>
-          </a:r>
+          <a:endParaRPr lang="en-US" sz="1200">
+            <a:latin typeface="Times New Roman" pitchFamily="18" charset="0"/>
+            <a:cs typeface="Times New Roman" pitchFamily="18" charset="0"/>
+          </a:endParaRPr>
         </a:p>
       </dgm:t>
     </dgm:pt>
@@ -4553,13 +4829,6 @@
         <a:lstStyle/>
         <a:p>
           <a:pPr algn="ctr"/>
-          <a:r>
-            <a:rPr lang="en-US" sz="1200">
-              <a:latin typeface="Times New Roman" pitchFamily="18" charset="0"/>
-              <a:cs typeface="Times New Roman" pitchFamily="18" charset="0"/>
-            </a:rPr>
-            <a:t>Intermediate Process 3</a:t>
-          </a:r>
           <a:endParaRPr lang="en-US" sz="1200" baseline="0">
             <a:latin typeface="Times New Roman" pitchFamily="18" charset="0"/>
             <a:cs typeface="Times New Roman" pitchFamily="18" charset="0"/>
@@ -4599,13 +4868,6 @@
         <a:lstStyle/>
         <a:p>
           <a:pPr algn="ctr"/>
-          <a:r>
-            <a:rPr lang="en-US" sz="1200">
-              <a:latin typeface="Times New Roman" pitchFamily="18" charset="0"/>
-              <a:cs typeface="Times New Roman" pitchFamily="18" charset="0"/>
-            </a:rPr>
-            <a:t>Intermediate Process 2</a:t>
-          </a:r>
           <a:endParaRPr lang="en-US" sz="1200" baseline="0">
             <a:latin typeface="Times New Roman" pitchFamily="18" charset="0"/>
             <a:cs typeface="Times New Roman" pitchFamily="18" charset="0"/>
@@ -4634,6 +4896,51 @@
         <a:p>
           <a:pPr algn="ctr"/>
           <a:endParaRPr lang="en-US"/>
+        </a:p>
+      </dgm:t>
+    </dgm:pt>
+    <dgm:pt modelId="{E86C5894-E721-482A-B09F-BA3D3B280747}">
+      <dgm:prSet phldrT="[Text]" custT="1"/>
+      <dgm:spPr/>
+      <dgm:t>
+        <a:bodyPr/>
+        <a:lstStyle/>
+        <a:p>
+          <a:pPr algn="ctr"/>
+          <a:endParaRPr lang="en-US" sz="1200">
+            <a:latin typeface="Times New Roman" pitchFamily="18" charset="0"/>
+            <a:cs typeface="Times New Roman" pitchFamily="18" charset="0"/>
+          </a:endParaRPr>
+        </a:p>
+      </dgm:t>
+    </dgm:pt>
+    <dgm:pt modelId="{D01FF456-D496-4493-9962-36FCDCB37AAE}" type="sibTrans" cxnId="{CB30B048-5E8C-4280-AD17-F2665D0CF81E}">
+      <dgm:prSet/>
+      <dgm:spPr/>
+      <dgm:t>
+        <a:bodyPr/>
+        <a:lstStyle/>
+        <a:p>
+          <a:pPr algn="ctr"/>
+          <a:endParaRPr lang="en-US" sz="1200">
+            <a:latin typeface="Times New Roman" pitchFamily="18" charset="0"/>
+            <a:cs typeface="Times New Roman" pitchFamily="18" charset="0"/>
+          </a:endParaRPr>
+        </a:p>
+      </dgm:t>
+    </dgm:pt>
+    <dgm:pt modelId="{80E0CF28-01EE-4719-9101-C5DA0B39596D}" type="parTrans" cxnId="{CB30B048-5E8C-4280-AD17-F2665D0CF81E}">
+      <dgm:prSet/>
+      <dgm:spPr/>
+      <dgm:t>
+        <a:bodyPr/>
+        <a:lstStyle/>
+        <a:p>
+          <a:pPr algn="ctr"/>
+          <a:endParaRPr lang="en-US" sz="1200">
+            <a:latin typeface="Times New Roman" pitchFamily="18" charset="0"/>
+            <a:cs typeface="Times New Roman" pitchFamily="18" charset="0"/>
+          </a:endParaRPr>
         </a:p>
       </dgm:t>
     </dgm:pt>
@@ -4700,7 +5007,7 @@
       <dgm:spPr/>
     </dgm:pt>
     <dgm:pt modelId="{B4E6D419-83EA-46C1-98E3-194A5AB410EC}" type="pres">
-      <dgm:prSet presAssocID="{E86C5894-E721-482A-B09F-BA3D3B280747}" presName="parentTextArrow" presStyleLbl="node1" presStyleIdx="4" presStyleCnt="5"/>
+      <dgm:prSet presAssocID="{E86C5894-E721-482A-B09F-BA3D3B280747}" presName="parentTextArrow" presStyleLbl="node1" presStyleIdx="4" presStyleCnt="5" custLinFactNeighborX="107"/>
       <dgm:spPr/>
     </dgm:pt>
   </dgm:ptLst>
@@ -4816,13 +5123,10 @@
             </a:spcAft>
             <a:buNone/>
           </a:pPr>
-          <a:r>
-            <a:rPr lang="en-US" sz="1200" kern="1200">
-              <a:latin typeface="Times New Roman" pitchFamily="18" charset="0"/>
-              <a:cs typeface="Times New Roman" pitchFamily="18" charset="0"/>
-            </a:rPr>
-            <a:t>Final Process (Store, ship, etc)</a:t>
-          </a:r>
+          <a:endParaRPr lang="en-US" sz="1200" kern="1200">
+            <a:latin typeface="Times New Roman" pitchFamily="18" charset="0"/>
+            <a:cs typeface="Times New Roman" pitchFamily="18" charset="0"/>
+          </a:endParaRPr>
         </a:p>
       </dsp:txBody>
       <dsp:txXfrm>
@@ -4897,13 +5201,6 @@
             </a:spcAft>
             <a:buNone/>
           </a:pPr>
-          <a:r>
-            <a:rPr lang="en-US" sz="1200" kern="1200">
-              <a:latin typeface="Times New Roman" pitchFamily="18" charset="0"/>
-              <a:cs typeface="Times New Roman" pitchFamily="18" charset="0"/>
-            </a:rPr>
-            <a:t>Intermediate Process 2</a:t>
-          </a:r>
           <a:endParaRPr lang="en-US" sz="1200" kern="1200" baseline="0">
             <a:latin typeface="Times New Roman" pitchFamily="18" charset="0"/>
             <a:cs typeface="Times New Roman" pitchFamily="18" charset="0"/>
@@ -4982,13 +5279,6 @@
             </a:spcAft>
             <a:buNone/>
           </a:pPr>
-          <a:r>
-            <a:rPr lang="en-US" sz="1200" kern="1200">
-              <a:latin typeface="Times New Roman" pitchFamily="18" charset="0"/>
-              <a:cs typeface="Times New Roman" pitchFamily="18" charset="0"/>
-            </a:rPr>
-            <a:t>Intermediate Process 3</a:t>
-          </a:r>
           <a:endParaRPr lang="en-US" sz="1200" kern="1200" baseline="0">
             <a:latin typeface="Times New Roman" pitchFamily="18" charset="0"/>
             <a:cs typeface="Times New Roman" pitchFamily="18" charset="0"/>
@@ -5067,13 +5357,10 @@
             </a:spcAft>
             <a:buNone/>
           </a:pPr>
-          <a:r>
-            <a:rPr lang="en-US" sz="1200" kern="1200">
-              <a:latin typeface="Times New Roman" pitchFamily="18" charset="0"/>
-              <a:cs typeface="Times New Roman" pitchFamily="18" charset="0"/>
-            </a:rPr>
-            <a:t>Intermediate Process 1</a:t>
-          </a:r>
+          <a:endParaRPr lang="en-US" sz="1200" kern="1200">
+            <a:latin typeface="Times New Roman" pitchFamily="18" charset="0"/>
+            <a:cs typeface="Times New Roman" pitchFamily="18" charset="0"/>
+          </a:endParaRPr>
         </a:p>
       </dsp:txBody>
       <dsp:txXfrm rot="10800000">
@@ -5148,13 +5435,10 @@
             </a:spcAft>
             <a:buNone/>
           </a:pPr>
-          <a:r>
-            <a:rPr lang="en-US" sz="1200" kern="1200">
-              <a:latin typeface="Times New Roman" pitchFamily="18" charset="0"/>
-              <a:cs typeface="Times New Roman" pitchFamily="18" charset="0"/>
-            </a:rPr>
-            <a:t>Process 1 (Intake xyz)</a:t>
-          </a:r>
+          <a:endParaRPr lang="en-US" sz="1200" kern="1200">
+            <a:latin typeface="Times New Roman" pitchFamily="18" charset="0"/>
+            <a:cs typeface="Times New Roman" pitchFamily="18" charset="0"/>
+          </a:endParaRPr>
         </a:p>
       </dsp:txBody>
       <dsp:txXfrm rot="10800000">

--- a/Report/Description.docx
+++ b/Report/Description.docx
@@ -17,7 +17,19 @@
         <w:jc w:val="both"/>
       </w:pPr>
       <w:r>
-        <w:t>Tobyhanna Army Depot specialized in full life cycle support for many military electronics systems – from fabrication to aftermarket support to repair</w:t>
+        <w:t>Viscofan</w:t>
+      </w:r>
+      <w:r>
+        <w:t xml:space="preserve"> specialize</w:t>
+      </w:r>
+      <w:r>
+        <w:t>s</w:t>
+      </w:r>
+      <w:r>
+        <w:t xml:space="preserve"> </w:t>
+      </w:r>
+      <w:r>
+        <w:t>in production and distribution of artificial meat casings for the meat industry</w:t>
       </w:r>
     </w:p>
     <w:p>
@@ -57,21 +69,11 @@
       <w:r>
         <w:t xml:space="preserve">Figure </w:t>
       </w:r>
-      <w:r>
-        <w:fldChar w:fldCharType="begin"/>
-      </w:r>
-      <w:r>
-        <w:instrText xml:space="preserve"> SEQ Figure \* ARABIC </w:instrText>
-      </w:r>
-      <w:r>
-        <w:fldChar w:fldCharType="separate"/>
-      </w:r>
-      <w:r>
-        <w:t>1</w:t>
-      </w:r>
-      <w:r>
-        <w:fldChar w:fldCharType="end"/>
-      </w:r>
+      <w:fldSimple w:instr=" SEQ Figure \* ARABIC ">
+        <w:r>
+          <w:t>1</w:t>
+        </w:r>
+      </w:fldSimple>
       <w:r>
         <w:t xml:space="preserve">: </w:t>
       </w:r>
@@ -313,9 +315,6 @@
             <w:r>
               <w:t>1</w:t>
             </w:r>
-            <w:r>
-              <w:t>5</w:t>
-            </w:r>
           </w:p>
         </w:tc>
         <w:tc>
@@ -328,7 +327,13 @@
               <w:jc w:val="center"/>
             </w:pPr>
             <w:r>
-              <w:t xml:space="preserve">2,240 </w:t>
+              <w:t>2</w:t>
+            </w:r>
+            <w:r>
+              <w:t>50</w:t>
+            </w:r>
+            <w:r>
+              <w:t xml:space="preserve"> </w:t>
             </w:r>
             <w:r>
               <w:t>HP</w:t>
@@ -345,7 +350,7 @@
               <w:jc w:val="center"/>
             </w:pPr>
             <w:r>
-              <w:t>11,546,218</w:t>
+              <w:t>1,629,264</w:t>
             </w:r>
             <w:r>
               <w:t xml:space="preserve"> </w:t>
@@ -368,7 +373,13 @@
               <w:t>$</w:t>
             </w:r>
             <w:r>
-              <w:t>987,143</w:t>
+              <w:t>192</w:t>
+            </w:r>
+            <w:r>
+              <w:t>,</w:t>
+            </w:r>
+            <w:r>
+              <w:t>253</w:t>
             </w:r>
           </w:p>
         </w:tc>
@@ -401,7 +412,7 @@
               <w:jc w:val="center"/>
             </w:pPr>
             <w:r>
-              <w:t>600</w:t>
+              <w:t>3</w:t>
             </w:r>
           </w:p>
         </w:tc>
@@ -415,7 +426,10 @@
               <w:jc w:val="center"/>
             </w:pPr>
             <w:r>
-              <w:t>618.5 Tons</w:t>
+              <w:t>180</w:t>
+            </w:r>
+            <w:r>
+              <w:t xml:space="preserve"> Tons</w:t>
             </w:r>
           </w:p>
         </w:tc>
@@ -429,7 +443,7 @@
               <w:jc w:val="center"/>
             </w:pPr>
             <w:r>
-              <w:t>22,937,381 kWh</w:t>
+              <w:t>794,539.2 kWh</w:t>
             </w:r>
           </w:p>
         </w:tc>
@@ -443,7 +457,7 @@
               <w:jc w:val="center"/>
             </w:pPr>
             <w:r>
-              <w:t>$1,559,741</w:t>
+              <w:t>$93,755.62</w:t>
             </w:r>
           </w:p>
         </w:tc>
@@ -457,24 +471,14 @@
       <w:r>
         <w:t xml:space="preserve">Table </w:t>
       </w:r>
-      <w:r>
-        <w:fldChar w:fldCharType="begin"/>
-      </w:r>
-      <w:r>
-        <w:instrText xml:space="preserve"> SEQ Table \* ARABIC </w:instrText>
-      </w:r>
-      <w:r>
-        <w:fldChar w:fldCharType="separate"/>
-      </w:r>
-      <w:r>
-        <w:rPr>
-          <w:noProof/>
-        </w:rPr>
-        <w:t>4</w:t>
-      </w:r>
-      <w:r>
-        <w:fldChar w:fldCharType="end"/>
-      </w:r>
+      <w:fldSimple w:instr=" SEQ Table \* ARABIC ">
+        <w:r>
+          <w:rPr>
+            <w:noProof/>
+          </w:rPr>
+          <w:t>4</w:t>
+        </w:r>
+      </w:fldSimple>
       <w:r>
         <w:t xml:space="preserve">: </w:t>
       </w:r>
@@ -514,13 +518,8 @@
         <w:spacing w:line="360" w:lineRule="auto"/>
         <w:jc w:val="both"/>
       </w:pPr>
-      <w:proofErr w:type="gramStart"/>
       <w:r>
-        <w:t>Installed LED lights</w:t>
-      </w:r>
-      <w:proofErr w:type="gramEnd"/>
-      <w:r>
-        <w:t xml:space="preserve"> in some buildings and manufacturing areas</w:t>
+        <w:t>Plan to be part of ISO 5001 next year</w:t>
       </w:r>
     </w:p>
     <w:p>
@@ -534,14 +533,34 @@
         <w:jc w:val="both"/>
       </w:pPr>
       <w:r>
-        <w:t>Well Labeled Infrastructure</w:t>
+        <w:t>Focus on use of electric forklifts to save energy</w:t>
       </w:r>
     </w:p>
     <w:p>
       <w:pPr>
+        <w:pStyle w:val="ListParagraph"/>
+        <w:numPr>
+          <w:ilvl w:val="0"/>
+          <w:numId w:val="20"/>
+        </w:numPr>
         <w:spacing w:line="360" w:lineRule="auto"/>
         <w:jc w:val="both"/>
       </w:pPr>
+      <w:r>
+        <w:t xml:space="preserve">More than half of </w:t>
+      </w:r>
+      <w:r>
+        <w:t>the lighting</w:t>
+      </w:r>
+      <w:r>
+        <w:t xml:space="preserve"> are</w:t>
+      </w:r>
+      <w:r>
+        <w:t xml:space="preserve"> already</w:t>
+      </w:r>
+      <w:r>
+        <w:t xml:space="preserve"> LED fixtures</w:t>
+      </w:r>
     </w:p>
     <w:p>
       <w:pPr>
@@ -567,24 +586,14 @@
         <w:lastRenderedPageBreak/>
         <w:t xml:space="preserve">Figure </w:t>
       </w:r>
-      <w:r>
-        <w:fldChar w:fldCharType="begin"/>
-      </w:r>
-      <w:r>
-        <w:instrText xml:space="preserve"> SEQ Figure \* ARABIC </w:instrText>
-      </w:r>
-      <w:r>
-        <w:fldChar w:fldCharType="separate"/>
-      </w:r>
-      <w:r>
-        <w:rPr>
-          <w:noProof/>
-        </w:rPr>
-        <w:t>2</w:t>
-      </w:r>
-      <w:r>
-        <w:fldChar w:fldCharType="end"/>
-      </w:r>
+      <w:fldSimple w:instr=" SEQ Figure \* ARABIC ">
+        <w:r>
+          <w:rPr>
+            <w:noProof/>
+          </w:rPr>
+          <w:t>2</w:t>
+        </w:r>
+      </w:fldSimple>
       <w:r>
         <w:t xml:space="preserve">: </w:t>
       </w:r>
@@ -604,11 +613,130 @@
     </w:p>
     <w:p>
       <w:r>
+        <w:rPr>
+          <w:noProof/>
+        </w:rPr>
+        <mc:AlternateContent>
+          <mc:Choice Requires="wps">
+            <w:drawing>
+              <wp:anchor distT="0" distB="0" distL="114300" distR="114300" simplePos="0" relativeHeight="251659264" behindDoc="0" locked="0" layoutInCell="1" allowOverlap="1" wp14:anchorId="0A88E336" wp14:editId="54F1063A">
+                <wp:simplePos x="0" y="0"/>
+                <wp:positionH relativeFrom="column">
+                  <wp:posOffset>1695132</wp:posOffset>
+                </wp:positionH>
+                <wp:positionV relativeFrom="paragraph">
+                  <wp:posOffset>3101022</wp:posOffset>
+                </wp:positionV>
+                <wp:extent cx="1785937" cy="519113"/>
+                <wp:effectExtent l="57150" t="152400" r="43180" b="167005"/>
+                <wp:wrapNone/>
+                <wp:docPr id="1263389114" name="Text Box 1"/>
+                <wp:cNvGraphicFramePr/>
+                <a:graphic xmlns:a="http://schemas.openxmlformats.org/drawingml/2006/main">
+                  <a:graphicData uri="http://schemas.microsoft.com/office/word/2010/wordprocessingShape">
+                    <wps:wsp>
+                      <wps:cNvSpPr txBox="1"/>
+                      <wps:spPr>
+                        <a:xfrm rot="553201">
+                          <a:off x="0" y="0"/>
+                          <a:ext cx="1785937" cy="519113"/>
+                        </a:xfrm>
+                        <a:prstGeom prst="rect">
+                          <a:avLst/>
+                        </a:prstGeom>
+                        <a:noFill/>
+                        <a:ln w="6350">
+                          <a:solidFill>
+                            <a:prstClr val="black"/>
+                          </a:solidFill>
+                        </a:ln>
+                      </wps:spPr>
+                      <wps:txbx>
+                        <w:txbxContent>
+                          <w:p>
+                            <w:pPr>
+                              <w:rPr>
+                                <w:b/>
+                                <w:bCs/>
+                                <w:color w:val="EE0000"/>
+                                <w:sz w:val="44"/>
+                                <w:szCs w:val="44"/>
+                              </w:rPr>
+                            </w:pPr>
+                            <w:r>
+                              <w:rPr>
+                                <w:b/>
+                                <w:bCs/>
+                                <w:color w:val="EE0000"/>
+                                <w:sz w:val="44"/>
+                                <w:szCs w:val="44"/>
+                              </w:rPr>
+                              <w:t>Office Area</w:t>
+                            </w:r>
+                          </w:p>
+                        </w:txbxContent>
+                      </wps:txbx>
+                      <wps:bodyPr rot="0" spcFirstLastPara="0" vertOverflow="overflow" horzOverflow="overflow" vert="horz" wrap="square" lIns="91440" tIns="45720" rIns="91440" bIns="45720" numCol="1" spcCol="0" rtlCol="0" fromWordArt="0" anchor="t" anchorCtr="0" forceAA="0" compatLnSpc="1">
+                        <a:prstTxWarp prst="textNoShape">
+                          <a:avLst/>
+                        </a:prstTxWarp>
+                        <a:noAutofit/>
+                      </wps:bodyPr>
+                    </wps:wsp>
+                  </a:graphicData>
+                </a:graphic>
+                <wp14:sizeRelH relativeFrom="margin">
+                  <wp14:pctWidth>0</wp14:pctWidth>
+                </wp14:sizeRelH>
+              </wp:anchor>
+            </w:drawing>
+          </mc:Choice>
+          <mc:Fallback>
+            <w:pict>
+              <v:shapetype w14:anchorId="0A88E336" id="_x0000_t202" coordsize="21600,21600" o:spt="202" path="m,l,21600r21600,l21600,xe">
+                <v:stroke joinstyle="miter"/>
+                <v:path gradientshapeok="t" o:connecttype="rect"/>
+              </v:shapetype>
+              <v:shape id="Text Box 1" o:spid="_x0000_s1026" type="#_x0000_t202" style="position:absolute;margin-left:133.45pt;margin-top:244.15pt;width:140.6pt;height:40.9pt;rotation:604243fd;z-index:251659264;visibility:visible;mso-wrap-style:square;mso-width-percent:0;mso-wrap-distance-left:9pt;mso-wrap-distance-top:0;mso-wrap-distance-right:9pt;mso-wrap-distance-bottom:0;mso-position-horizontal:absolute;mso-position-horizontal-relative:text;mso-position-vertical:absolute;mso-position-vertical-relative:text;mso-width-percent:0;mso-width-relative:margin;v-text-anchor:top" o:gfxdata="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" filled="f" strokeweight=".5pt">
+                <v:textbox>
+                  <w:txbxContent>
+                    <w:p>
+                      <w:pPr>
+                        <w:rPr>
+                          <w:b/>
+                          <w:bCs/>
+                          <w:color w:val="EE0000"/>
+                          <w:sz w:val="44"/>
+                          <w:szCs w:val="44"/>
+                        </w:rPr>
+                      </w:pPr>
+                      <w:r>
+                        <w:rPr>
+                          <w:b/>
+                          <w:bCs/>
+                          <w:color w:val="EE0000"/>
+                          <w:sz w:val="44"/>
+                          <w:szCs w:val="44"/>
+                        </w:rPr>
+                        <w:t>Office Area</w:t>
+                      </w:r>
+                    </w:p>
+                  </w:txbxContent>
+                </v:textbox>
+              </v:shape>
+            </w:pict>
+          </mc:Fallback>
+        </mc:AlternateContent>
+      </w:r>
+      <w:r>
+        <w:rPr>
+          <w:noProof/>
+        </w:rPr>
         <w:drawing>
-          <wp:inline distT="0" distB="0" distL="0" distR="0" wp14:anchorId="724B0452" wp14:editId="7ACFFEA0">
-            <wp:extent cx="5943600" cy="3848735"/>
+          <wp:inline distT="0" distB="0" distL="0" distR="0" wp14:anchorId="0100799C" wp14:editId="115B4440">
+            <wp:extent cx="5943600" cy="6085840"/>
             <wp:effectExtent l="0" t="0" r="0" b="0"/>
-            <wp:docPr id="2069259142" name="Picture 1" descr="A map of a city&#10;&#10;AI-generated content may be incorrect."/>
+            <wp:docPr id="776946545" name="Picture 1" descr="Aerial view of a building&#10;&#10;AI-generated content may be incorrect."/>
             <wp:cNvGraphicFramePr>
               <a:graphicFrameLocks xmlns:a="http://schemas.openxmlformats.org/drawingml/2006/main" noChangeAspect="1"/>
             </wp:cNvGraphicFramePr>
@@ -616,7 +744,7 @@
               <a:graphicData uri="http://schemas.openxmlformats.org/drawingml/2006/picture">
                 <pic:pic xmlns:pic="http://schemas.openxmlformats.org/drawingml/2006/picture">
                   <pic:nvPicPr>
-                    <pic:cNvPr id="2069259142" name="Picture 1" descr="A map of a city&#10;&#10;AI-generated content may be incorrect."/>
+                    <pic:cNvPr id="776946545" name="Picture 1" descr="Aerial view of a building&#10;&#10;AI-generated content may be incorrect."/>
                     <pic:cNvPicPr/>
                   </pic:nvPicPr>
                   <pic:blipFill>
@@ -628,7 +756,7 @@
                   <pic:spPr>
                     <a:xfrm>
                       <a:off x="0" y="0"/>
-                      <a:ext cx="5943600" cy="3848735"/>
+                      <a:ext cx="5943600" cy="6085840"/>
                     </a:xfrm>
                     <a:prstGeom prst="rect">
                       <a:avLst/>
@@ -3606,6 +3734,7 @@
   <w:style w:type="character" w:default="1" w:styleId="DefaultParagraphFont">
     <w:name w:val="Default Paragraph Font"/>
     <w:uiPriority w:val="1"/>
+    <w:semiHidden/>
     <w:unhideWhenUsed/>
   </w:style>
   <w:style w:type="table" w:default="1" w:styleId="TableNormal">

--- a/Report/Description.docx
+++ b/Report/Description.docx
@@ -17,19 +17,68 @@
         <w:jc w:val="both"/>
       </w:pPr>
       <w:r>
-        <w:t>Viscofan</w:t>
+        <w:t xml:space="preserve">Production process </w:t>
       </w:r>
       <w:r>
-        <w:t xml:space="preserve"> specialize</w:t>
+        <w:t xml:space="preserve">focuses on extruded films for printing, signage, displays and security </w:t>
+      </w:r>
+      <w:proofErr w:type="spellStart"/>
+      <w:r>
+        <w:t>appkications</w:t>
+      </w:r>
+      <w:proofErr w:type="spellEnd"/>
+      <w:r>
+        <w:t>.</w:t>
       </w:r>
       <w:r>
-        <w:t>s</w:t>
+        <w:t xml:space="preserve"> Basic components </w:t>
+      </w:r>
+      <w:proofErr w:type="spellStart"/>
+      <w:r>
+        <w:t>tha</w:t>
+      </w:r>
+      <w:proofErr w:type="spellEnd"/>
+      <w:r>
+        <w:t xml:space="preserve"> make up aerosol are can, valve, actuator, and cap. Raw </w:t>
+      </w:r>
+      <w:proofErr w:type="spellStart"/>
+      <w:r>
+        <w:t>mateerials</w:t>
+      </w:r>
+      <w:proofErr w:type="spellEnd"/>
+      <w:r>
+        <w:t xml:space="preserve"> are water based or a solvent like alcohol. Purchase the components, they make the chemicals to fit into the can. Propellent also goes into the can. Delivered to specific warehouses depending on component. Trucks pick up materials and </w:t>
+      </w:r>
+      <w:proofErr w:type="spellStart"/>
+      <w:r>
+        <w:t>devliver</w:t>
+      </w:r>
+      <w:proofErr w:type="spellEnd"/>
+      <w:r>
+        <w:t xml:space="preserve"> to specific material where production happens. 5 Manufacturing buildings. 2 types of </w:t>
+      </w:r>
+      <w:proofErr w:type="spellStart"/>
+      <w:r>
+        <w:t>aersols</w:t>
+      </w:r>
+      <w:proofErr w:type="spellEnd"/>
+      <w:r>
+        <w:t xml:space="preserve"> made, one is conventional with flammable propellants or the other is bag on valve, which uses a </w:t>
       </w:r>
       <w:r>
-        <w:t xml:space="preserve"> </w:t>
+        <w:t>compressed</w:t>
       </w:r>
       <w:r>
-        <w:t>in production and distribution of artificial meat casings for the meat industry</w:t>
+        <w:t xml:space="preserve"> gas to </w:t>
+      </w:r>
+      <w:r>
+        <w:t>provide</w:t>
+      </w:r>
+      <w:r>
+        <w:t xml:space="preserve"> force.</w:t>
+      </w:r>
+      <w:r>
+        <w:t xml:space="preserve"> 2 BOV, 7 are conventional. Empty can, fill it with liquid, valve, gassing step, water bath, actuator, cap, packaging</w:t>
       </w:r>
     </w:p>
     <w:p>
@@ -40,6 +89,477 @@
           <w:b/>
         </w:rPr>
       </w:pPr>
+      <w:r>
+        <w:rPr>
+          <w:b/>
+          <w:noProof/>
+        </w:rPr>
+        <mc:AlternateContent>
+          <mc:Choice Requires="wps">
+            <w:drawing>
+              <wp:anchor distT="45720" distB="45720" distL="114300" distR="114300" simplePos="0" relativeHeight="251667456" behindDoc="0" locked="0" layoutInCell="1" allowOverlap="1" wp14:anchorId="51624915" wp14:editId="517917D3">
+                <wp:simplePos x="0" y="0"/>
+                <wp:positionH relativeFrom="margin">
+                  <wp:align>center</wp:align>
+                </wp:positionH>
+                <wp:positionV relativeFrom="paragraph">
+                  <wp:posOffset>2159635</wp:posOffset>
+                </wp:positionV>
+                <wp:extent cx="4267200" cy="261938"/>
+                <wp:effectExtent l="0" t="0" r="19050" b="24130"/>
+                <wp:wrapNone/>
+                <wp:docPr id="313370461" name="Text Box 2"/>
+                <wp:cNvGraphicFramePr>
+                  <a:graphicFrameLocks xmlns:a="http://schemas.openxmlformats.org/drawingml/2006/main"/>
+                </wp:cNvGraphicFramePr>
+                <a:graphic xmlns:a="http://schemas.openxmlformats.org/drawingml/2006/main">
+                  <a:graphicData uri="http://schemas.microsoft.com/office/word/2010/wordprocessingShape">
+                    <wps:wsp>
+                      <wps:cNvSpPr txBox="1">
+                        <a:spLocks noChangeArrowheads="1"/>
+                      </wps:cNvSpPr>
+                      <wps:spPr bwMode="auto">
+                        <a:xfrm>
+                          <a:off x="0" y="0"/>
+                          <a:ext cx="4267200" cy="261938"/>
+                        </a:xfrm>
+                        <a:prstGeom prst="rect">
+                          <a:avLst/>
+                        </a:prstGeom>
+                        <a:solidFill>
+                          <a:srgbClr val="FFFFFF"/>
+                        </a:solidFill>
+                        <a:ln w="9525">
+                          <a:solidFill>
+                            <a:srgbClr val="000000"/>
+                          </a:solidFill>
+                          <a:miter lim="800000"/>
+                          <a:headEnd/>
+                          <a:tailEnd/>
+                        </a:ln>
+                      </wps:spPr>
+                      <wps:txbx>
+                        <w:txbxContent>
+                          <w:p>
+                            <w:pPr>
+                              <w:jc w:val="center"/>
+                            </w:pPr>
+                            <w:r>
+                              <w:t>Finished Product</w:t>
+                            </w:r>
+                          </w:p>
+                        </w:txbxContent>
+                      </wps:txbx>
+                      <wps:bodyPr rot="0" vert="horz" wrap="square" lIns="91440" tIns="45720" rIns="91440" bIns="45720" anchor="t" anchorCtr="0">
+                        <a:noAutofit/>
+                      </wps:bodyPr>
+                    </wps:wsp>
+                  </a:graphicData>
+                </a:graphic>
+                <wp14:sizeRelH relativeFrom="margin">
+                  <wp14:pctWidth>0</wp14:pctWidth>
+                </wp14:sizeRelH>
+                <wp14:sizeRelV relativeFrom="margin">
+                  <wp14:pctHeight>0</wp14:pctHeight>
+                </wp14:sizeRelV>
+              </wp:anchor>
+            </w:drawing>
+          </mc:Choice>
+          <mc:Fallback>
+            <w:pict>
+              <v:shapetype w14:anchorId="51624915" id="_x0000_t202" coordsize="21600,21600" o:spt="202" path="m,l,21600r21600,l21600,xe">
+                <v:stroke joinstyle="miter"/>
+                <v:path gradientshapeok="t" o:connecttype="rect"/>
+              </v:shapetype>
+              <v:shape id="Text Box 2" o:spid="_x0000_s1026" type="#_x0000_t202" style="position:absolute;left:0;text-align:left;margin-left:0;margin-top:170.05pt;width:336pt;height:20.65pt;z-index:251667456;visibility:visible;mso-wrap-style:square;mso-width-percent:0;mso-height-percent:0;mso-wrap-distance-left:9pt;mso-wrap-distance-top:3.6pt;mso-wrap-distance-right:9pt;mso-wrap-distance-bottom:3.6pt;mso-position-horizontal:center;mso-position-horizontal-relative:margin;mso-position-vertical:absolute;mso-position-vertical-relative:text;mso-width-percent:0;mso-height-percent:0;mso-width-relative:margin;mso-height-relative:margin;v-text-anchor:top" o:gfxdata="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">
+                <v:textbox>
+                  <w:txbxContent>
+                    <w:p>
+                      <w:pPr>
+                        <w:jc w:val="center"/>
+                      </w:pPr>
+                      <w:r>
+                        <w:t>Finished Product</w:t>
+                      </w:r>
+                    </w:p>
+                  </w:txbxContent>
+                </v:textbox>
+                <w10:wrap anchorx="margin"/>
+              </v:shape>
+            </w:pict>
+          </mc:Fallback>
+        </mc:AlternateContent>
+      </w:r>
+      <w:r>
+        <w:rPr>
+          <w:b/>
+          <w:noProof/>
+        </w:rPr>
+        <mc:AlternateContent>
+          <mc:Choice Requires="wps">
+            <w:drawing>
+              <wp:anchor distT="45720" distB="45720" distL="114300" distR="114300" simplePos="0" relativeHeight="251665408" behindDoc="0" locked="0" layoutInCell="1" allowOverlap="1" wp14:anchorId="69C042E3" wp14:editId="658050FA">
+                <wp:simplePos x="0" y="0"/>
+                <wp:positionH relativeFrom="margin">
+                  <wp:align>center</wp:align>
+                </wp:positionH>
+                <wp:positionV relativeFrom="paragraph">
+                  <wp:posOffset>1623378</wp:posOffset>
+                </wp:positionV>
+                <wp:extent cx="4267200" cy="261938"/>
+                <wp:effectExtent l="0" t="0" r="19050" b="24130"/>
+                <wp:wrapNone/>
+                <wp:docPr id="228106675" name="Text Box 2"/>
+                <wp:cNvGraphicFramePr>
+                  <a:graphicFrameLocks xmlns:a="http://schemas.openxmlformats.org/drawingml/2006/main"/>
+                </wp:cNvGraphicFramePr>
+                <a:graphic xmlns:a="http://schemas.openxmlformats.org/drawingml/2006/main">
+                  <a:graphicData uri="http://schemas.microsoft.com/office/word/2010/wordprocessingShape">
+                    <wps:wsp>
+                      <wps:cNvSpPr txBox="1">
+                        <a:spLocks noChangeArrowheads="1"/>
+                      </wps:cNvSpPr>
+                      <wps:spPr bwMode="auto">
+                        <a:xfrm>
+                          <a:off x="0" y="0"/>
+                          <a:ext cx="4267200" cy="261938"/>
+                        </a:xfrm>
+                        <a:prstGeom prst="rect">
+                          <a:avLst/>
+                        </a:prstGeom>
+                        <a:solidFill>
+                          <a:srgbClr val="FFFFFF"/>
+                        </a:solidFill>
+                        <a:ln w="9525">
+                          <a:solidFill>
+                            <a:srgbClr val="000000"/>
+                          </a:solidFill>
+                          <a:miter lim="800000"/>
+                          <a:headEnd/>
+                          <a:tailEnd/>
+                        </a:ln>
+                      </wps:spPr>
+                      <wps:txbx>
+                        <w:txbxContent>
+                          <w:p>
+                            <w:pPr>
+                              <w:jc w:val="center"/>
+                            </w:pPr>
+                          </w:p>
+                        </w:txbxContent>
+                      </wps:txbx>
+                      <wps:bodyPr rot="0" vert="horz" wrap="square" lIns="91440" tIns="45720" rIns="91440" bIns="45720" anchor="t" anchorCtr="0">
+                        <a:noAutofit/>
+                      </wps:bodyPr>
+                    </wps:wsp>
+                  </a:graphicData>
+                </a:graphic>
+                <wp14:sizeRelH relativeFrom="margin">
+                  <wp14:pctWidth>0</wp14:pctWidth>
+                </wp14:sizeRelH>
+                <wp14:sizeRelV relativeFrom="margin">
+                  <wp14:pctHeight>0</wp14:pctHeight>
+                </wp14:sizeRelV>
+              </wp:anchor>
+            </w:drawing>
+          </mc:Choice>
+          <mc:Fallback>
+            <w:pict>
+              <v:shape w14:anchorId="69C042E3" id="_x0000_s1027" type="#_x0000_t202" style="position:absolute;left:0;text-align:left;margin-left:0;margin-top:127.85pt;width:336pt;height:20.65pt;z-index:251665408;visibility:visible;mso-wrap-style:square;mso-width-percent:0;mso-height-percent:0;mso-wrap-distance-left:9pt;mso-wrap-distance-top:3.6pt;mso-wrap-distance-right:9pt;mso-wrap-distance-bottom:3.6pt;mso-position-horizontal:center;mso-position-horizontal-relative:margin;mso-position-vertical:absolute;mso-position-vertical-relative:text;mso-width-percent:0;mso-height-percent:0;mso-width-relative:margin;mso-height-relative:margin;v-text-anchor:top" o:gfxdata="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">
+                <v:textbox>
+                  <w:txbxContent>
+                    <w:p>
+                      <w:pPr>
+                        <w:jc w:val="center"/>
+                      </w:pPr>
+                    </w:p>
+                  </w:txbxContent>
+                </v:textbox>
+                <w10:wrap anchorx="margin"/>
+              </v:shape>
+            </w:pict>
+          </mc:Fallback>
+        </mc:AlternateContent>
+      </w:r>
+      <w:r>
+        <w:rPr>
+          <w:b/>
+          <w:noProof/>
+        </w:rPr>
+        <mc:AlternateContent>
+          <mc:Choice Requires="wps">
+            <w:drawing>
+              <wp:anchor distT="45720" distB="45720" distL="114300" distR="114300" simplePos="0" relativeHeight="251663360" behindDoc="0" locked="0" layoutInCell="1" allowOverlap="1" wp14:anchorId="59093AF3" wp14:editId="40BBCB1D">
+                <wp:simplePos x="0" y="0"/>
+                <wp:positionH relativeFrom="margin">
+                  <wp:align>center</wp:align>
+                </wp:positionH>
+                <wp:positionV relativeFrom="paragraph">
+                  <wp:posOffset>1089977</wp:posOffset>
+                </wp:positionV>
+                <wp:extent cx="4267200" cy="261938"/>
+                <wp:effectExtent l="0" t="0" r="19050" b="24130"/>
+                <wp:wrapNone/>
+                <wp:docPr id="1921149554" name="Text Box 2"/>
+                <wp:cNvGraphicFramePr>
+                  <a:graphicFrameLocks xmlns:a="http://schemas.openxmlformats.org/drawingml/2006/main"/>
+                </wp:cNvGraphicFramePr>
+                <a:graphic xmlns:a="http://schemas.openxmlformats.org/drawingml/2006/main">
+                  <a:graphicData uri="http://schemas.microsoft.com/office/word/2010/wordprocessingShape">
+                    <wps:wsp>
+                      <wps:cNvSpPr txBox="1">
+                        <a:spLocks noChangeArrowheads="1"/>
+                      </wps:cNvSpPr>
+                      <wps:spPr bwMode="auto">
+                        <a:xfrm>
+                          <a:off x="0" y="0"/>
+                          <a:ext cx="4267200" cy="261938"/>
+                        </a:xfrm>
+                        <a:prstGeom prst="rect">
+                          <a:avLst/>
+                        </a:prstGeom>
+                        <a:solidFill>
+                          <a:srgbClr val="FFFFFF"/>
+                        </a:solidFill>
+                        <a:ln w="9525">
+                          <a:solidFill>
+                            <a:srgbClr val="000000"/>
+                          </a:solidFill>
+                          <a:miter lim="800000"/>
+                          <a:headEnd/>
+                          <a:tailEnd/>
+                        </a:ln>
+                      </wps:spPr>
+                      <wps:txbx>
+                        <w:txbxContent>
+                          <w:p>
+                            <w:pPr>
+                              <w:jc w:val="center"/>
+                            </w:pPr>
+                          </w:p>
+                        </w:txbxContent>
+                      </wps:txbx>
+                      <wps:bodyPr rot="0" vert="horz" wrap="square" lIns="91440" tIns="45720" rIns="91440" bIns="45720" anchor="t" anchorCtr="0">
+                        <a:noAutofit/>
+                      </wps:bodyPr>
+                    </wps:wsp>
+                  </a:graphicData>
+                </a:graphic>
+                <wp14:sizeRelH relativeFrom="margin">
+                  <wp14:pctWidth>0</wp14:pctWidth>
+                </wp14:sizeRelH>
+                <wp14:sizeRelV relativeFrom="margin">
+                  <wp14:pctHeight>0</wp14:pctHeight>
+                </wp14:sizeRelV>
+              </wp:anchor>
+            </w:drawing>
+          </mc:Choice>
+          <mc:Fallback>
+            <w:pict>
+              <v:shape w14:anchorId="59093AF3" id="_x0000_s1028" type="#_x0000_t202" style="position:absolute;left:0;text-align:left;margin-left:0;margin-top:85.8pt;width:336pt;height:20.65pt;z-index:251663360;visibility:visible;mso-wrap-style:square;mso-width-percent:0;mso-height-percent:0;mso-wrap-distance-left:9pt;mso-wrap-distance-top:3.6pt;mso-wrap-distance-right:9pt;mso-wrap-distance-bottom:3.6pt;mso-position-horizontal:center;mso-position-horizontal-relative:margin;mso-position-vertical:absolute;mso-position-vertical-relative:text;mso-width-percent:0;mso-height-percent:0;mso-width-relative:margin;mso-height-relative:margin;v-text-anchor:top" o:gfxdata="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">
+                <v:textbox>
+                  <w:txbxContent>
+                    <w:p>
+                      <w:pPr>
+                        <w:jc w:val="center"/>
+                      </w:pPr>
+                    </w:p>
+                  </w:txbxContent>
+                </v:textbox>
+                <w10:wrap anchorx="margin"/>
+              </v:shape>
+            </w:pict>
+          </mc:Fallback>
+        </mc:AlternateContent>
+      </w:r>
+      <w:r>
+        <w:rPr>
+          <w:b/>
+          <w:noProof/>
+        </w:rPr>
+        <mc:AlternateContent>
+          <mc:Choice Requires="wps">
+            <w:drawing>
+              <wp:anchor distT="45720" distB="45720" distL="114300" distR="114300" simplePos="0" relativeHeight="251661312" behindDoc="0" locked="0" layoutInCell="1" allowOverlap="1" wp14:anchorId="193C9F73" wp14:editId="18510F26">
+                <wp:simplePos x="0" y="0"/>
+                <wp:positionH relativeFrom="margin">
+                  <wp:align>center</wp:align>
+                </wp:positionH>
+                <wp:positionV relativeFrom="paragraph">
+                  <wp:posOffset>588010</wp:posOffset>
+                </wp:positionV>
+                <wp:extent cx="4267200" cy="261938"/>
+                <wp:effectExtent l="0" t="0" r="19050" b="24130"/>
+                <wp:wrapNone/>
+                <wp:docPr id="1893414572" name="Text Box 2"/>
+                <wp:cNvGraphicFramePr>
+                  <a:graphicFrameLocks xmlns:a="http://schemas.openxmlformats.org/drawingml/2006/main"/>
+                </wp:cNvGraphicFramePr>
+                <a:graphic xmlns:a="http://schemas.openxmlformats.org/drawingml/2006/main">
+                  <a:graphicData uri="http://schemas.microsoft.com/office/word/2010/wordprocessingShape">
+                    <wps:wsp>
+                      <wps:cNvSpPr txBox="1">
+                        <a:spLocks noChangeArrowheads="1"/>
+                      </wps:cNvSpPr>
+                      <wps:spPr bwMode="auto">
+                        <a:xfrm>
+                          <a:off x="0" y="0"/>
+                          <a:ext cx="4267200" cy="261938"/>
+                        </a:xfrm>
+                        <a:prstGeom prst="rect">
+                          <a:avLst/>
+                        </a:prstGeom>
+                        <a:solidFill>
+                          <a:srgbClr val="FFFFFF"/>
+                        </a:solidFill>
+                        <a:ln w="9525">
+                          <a:solidFill>
+                            <a:srgbClr val="000000"/>
+                          </a:solidFill>
+                          <a:miter lim="800000"/>
+                          <a:headEnd/>
+                          <a:tailEnd/>
+                        </a:ln>
+                      </wps:spPr>
+                      <wps:txbx>
+                        <w:txbxContent>
+                          <w:p>
+                            <w:pPr>
+                              <w:jc w:val="center"/>
+                            </w:pPr>
+                          </w:p>
+                        </w:txbxContent>
+                      </wps:txbx>
+                      <wps:bodyPr rot="0" vert="horz" wrap="square" lIns="91440" tIns="45720" rIns="91440" bIns="45720" anchor="t" anchorCtr="0">
+                        <a:noAutofit/>
+                      </wps:bodyPr>
+                    </wps:wsp>
+                  </a:graphicData>
+                </a:graphic>
+                <wp14:sizeRelH relativeFrom="margin">
+                  <wp14:pctWidth>0</wp14:pctWidth>
+                </wp14:sizeRelH>
+                <wp14:sizeRelV relativeFrom="margin">
+                  <wp14:pctHeight>0</wp14:pctHeight>
+                </wp14:sizeRelV>
+              </wp:anchor>
+            </w:drawing>
+          </mc:Choice>
+          <mc:Fallback>
+            <w:pict>
+              <v:shape w14:anchorId="193C9F73" id="_x0000_s1029" type="#_x0000_t202" style="position:absolute;left:0;text-align:left;margin-left:0;margin-top:46.3pt;width:336pt;height:20.65pt;z-index:251661312;visibility:visible;mso-wrap-style:square;mso-width-percent:0;mso-height-percent:0;mso-wrap-distance-left:9pt;mso-wrap-distance-top:3.6pt;mso-wrap-distance-right:9pt;mso-wrap-distance-bottom:3.6pt;mso-position-horizontal:center;mso-position-horizontal-relative:margin;mso-position-vertical:absolute;mso-position-vertical-relative:text;mso-width-percent:0;mso-height-percent:0;mso-width-relative:margin;mso-height-relative:margin;v-text-anchor:top" o:gfxdata="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">
+                <v:textbox>
+                  <w:txbxContent>
+                    <w:p>
+                      <w:pPr>
+                        <w:jc w:val="center"/>
+                      </w:pPr>
+                    </w:p>
+                  </w:txbxContent>
+                </v:textbox>
+                <w10:wrap anchorx="margin"/>
+              </v:shape>
+            </w:pict>
+          </mc:Fallback>
+        </mc:AlternateContent>
+      </w:r>
+      <w:r>
+        <w:rPr>
+          <w:b/>
+          <w:noProof/>
+        </w:rPr>
+        <mc:AlternateContent>
+          <mc:Choice Requires="wps">
+            <w:drawing>
+              <wp:anchor distT="45720" distB="45720" distL="114300" distR="114300" simplePos="0" relativeHeight="251659264" behindDoc="0" locked="0" layoutInCell="1" allowOverlap="1" wp14:anchorId="6188C2A5" wp14:editId="0E2A3D65">
+                <wp:simplePos x="0" y="0"/>
+                <wp:positionH relativeFrom="margin">
+                  <wp:posOffset>823913</wp:posOffset>
+                </wp:positionH>
+                <wp:positionV relativeFrom="paragraph">
+                  <wp:posOffset>43815</wp:posOffset>
+                </wp:positionV>
+                <wp:extent cx="4267200" cy="261938"/>
+                <wp:effectExtent l="0" t="0" r="19050" b="24130"/>
+                <wp:wrapNone/>
+                <wp:docPr id="217" name="Text Box 2"/>
+                <wp:cNvGraphicFramePr>
+                  <a:graphicFrameLocks xmlns:a="http://schemas.openxmlformats.org/drawingml/2006/main"/>
+                </wp:cNvGraphicFramePr>
+                <a:graphic xmlns:a="http://schemas.openxmlformats.org/drawingml/2006/main">
+                  <a:graphicData uri="http://schemas.microsoft.com/office/word/2010/wordprocessingShape">
+                    <wps:wsp>
+                      <wps:cNvSpPr txBox="1">
+                        <a:spLocks noChangeArrowheads="1"/>
+                      </wps:cNvSpPr>
+                      <wps:spPr bwMode="auto">
+                        <a:xfrm>
+                          <a:off x="0" y="0"/>
+                          <a:ext cx="4267200" cy="261938"/>
+                        </a:xfrm>
+                        <a:prstGeom prst="rect">
+                          <a:avLst/>
+                        </a:prstGeom>
+                        <a:solidFill>
+                          <a:srgbClr val="FFFFFF"/>
+                        </a:solidFill>
+                        <a:ln w="9525">
+                          <a:solidFill>
+                            <a:srgbClr val="000000"/>
+                          </a:solidFill>
+                          <a:miter lim="800000"/>
+                          <a:headEnd/>
+                          <a:tailEnd/>
+                        </a:ln>
+                      </wps:spPr>
+                      <wps:txbx>
+                        <w:txbxContent>
+                          <w:p>
+                            <w:pPr>
+                              <w:jc w:val="center"/>
+                            </w:pPr>
+                            <w:r>
+                              <w:t>Raw Materials</w:t>
+                            </w:r>
+                          </w:p>
+                        </w:txbxContent>
+                      </wps:txbx>
+                      <wps:bodyPr rot="0" vert="horz" wrap="square" lIns="91440" tIns="45720" rIns="91440" bIns="45720" anchor="t" anchorCtr="0">
+                        <a:noAutofit/>
+                      </wps:bodyPr>
+                    </wps:wsp>
+                  </a:graphicData>
+                </a:graphic>
+                <wp14:sizeRelH relativeFrom="margin">
+                  <wp14:pctWidth>0</wp14:pctWidth>
+                </wp14:sizeRelH>
+                <wp14:sizeRelV relativeFrom="margin">
+                  <wp14:pctHeight>0</wp14:pctHeight>
+                </wp14:sizeRelV>
+              </wp:anchor>
+            </w:drawing>
+          </mc:Choice>
+          <mc:Fallback>
+            <w:pict>
+              <v:shape w14:anchorId="6188C2A5" id="_x0000_s1030" type="#_x0000_t202" style="position:absolute;left:0;text-align:left;margin-left:64.9pt;margin-top:3.45pt;width:336pt;height:20.65pt;z-index:251659264;visibility:visible;mso-wrap-style:square;mso-width-percent:0;mso-height-percent:0;mso-wrap-distance-left:9pt;mso-wrap-distance-top:3.6pt;mso-wrap-distance-right:9pt;mso-wrap-distance-bottom:3.6pt;mso-position-horizontal:absolute;mso-position-horizontal-relative:margin;mso-position-vertical:absolute;mso-position-vertical-relative:text;mso-width-percent:0;mso-height-percent:0;mso-width-relative:margin;mso-height-relative:margin;v-text-anchor:top" o:gfxdata="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">
+                <v:textbox>
+                  <w:txbxContent>
+                    <w:p>
+                      <w:pPr>
+                        <w:jc w:val="center"/>
+                      </w:pPr>
+                      <w:r>
+                        <w:t>Raw Materials</w:t>
+                      </w:r>
+                    </w:p>
+                  </w:txbxContent>
+                </v:textbox>
+                <w10:wrap anchorx="margin"/>
+              </v:shape>
+            </w:pict>
+          </mc:Fallback>
+        </mc:AlternateContent>
+      </w:r>
       <w:r>
         <w:rPr>
           <w:b/>
@@ -299,105 +819,6 @@
               <w:jc w:val="center"/>
             </w:pPr>
             <w:r>
-              <w:t>Air Compressors</w:t>
-            </w:r>
-          </w:p>
-        </w:tc>
-        <w:tc>
-          <w:tcPr>
-            <w:tcW w:w="1440" w:type="dxa"/>
-          </w:tcPr>
-          <w:p>
-            <w:pPr>
-              <w:spacing w:before="120" w:line="360" w:lineRule="auto"/>
-              <w:jc w:val="center"/>
-            </w:pPr>
-            <w:r>
-              <w:t>1</w:t>
-            </w:r>
-          </w:p>
-        </w:tc>
-        <w:tc>
-          <w:tcPr>
-            <w:tcW w:w="1710" w:type="dxa"/>
-          </w:tcPr>
-          <w:p>
-            <w:pPr>
-              <w:spacing w:before="120" w:line="360" w:lineRule="auto"/>
-              <w:jc w:val="center"/>
-            </w:pPr>
-            <w:r>
-              <w:t>2</w:t>
-            </w:r>
-            <w:r>
-              <w:t>50</w:t>
-            </w:r>
-            <w:r>
-              <w:t xml:space="preserve"> </w:t>
-            </w:r>
-            <w:r>
-              <w:t>HP</w:t>
-            </w:r>
-          </w:p>
-        </w:tc>
-        <w:tc>
-          <w:tcPr>
-            <w:tcW w:w="2070" w:type="dxa"/>
-          </w:tcPr>
-          <w:p>
-            <w:pPr>
-              <w:spacing w:before="120" w:line="360" w:lineRule="auto"/>
-              <w:jc w:val="center"/>
-            </w:pPr>
-            <w:r>
-              <w:t>1,629,264</w:t>
-            </w:r>
-            <w:r>
-              <w:t xml:space="preserve"> </w:t>
-            </w:r>
-            <w:r>
-              <w:t>kWh</w:t>
-            </w:r>
-          </w:p>
-        </w:tc>
-        <w:tc>
-          <w:tcPr>
-            <w:tcW w:w="1700" w:type="dxa"/>
-          </w:tcPr>
-          <w:p>
-            <w:pPr>
-              <w:spacing w:before="120" w:line="360" w:lineRule="auto"/>
-              <w:jc w:val="center"/>
-            </w:pPr>
-            <w:r>
-              <w:t>$</w:t>
-            </w:r>
-            <w:r>
-              <w:t>192</w:t>
-            </w:r>
-            <w:r>
-              <w:t>,</w:t>
-            </w:r>
-            <w:r>
-              <w:t>253</w:t>
-            </w:r>
-          </w:p>
-        </w:tc>
-      </w:tr>
-      <w:tr>
-        <w:trPr>
-          <w:jc w:val="center"/>
-        </w:trPr>
-        <w:tc>
-          <w:tcPr>
-            <w:tcW w:w="2515" w:type="dxa"/>
-          </w:tcPr>
-          <w:p>
-            <w:pPr>
-              <w:spacing w:before="120" w:line="360" w:lineRule="auto"/>
-              <w:jc w:val="center"/>
-            </w:pPr>
-            <w:r>
               <w:t>HVAC</w:t>
             </w:r>
           </w:p>
@@ -426,10 +847,10 @@
               <w:jc w:val="center"/>
             </w:pPr>
             <w:r>
-              <w:t>180</w:t>
+              <w:t>25.5</w:t>
             </w:r>
             <w:r>
-              <w:t xml:space="preserve"> Tons</w:t>
+              <w:t xml:space="preserve"> Tons Total</w:t>
             </w:r>
           </w:p>
         </w:tc>
@@ -443,7 +864,16 @@
               <w:jc w:val="center"/>
             </w:pPr>
             <w:r>
-              <w:t>794,539.2 kWh</w:t>
+              <w:t>139</w:t>
+            </w:r>
+            <w:r>
+              <w:t>,</w:t>
+            </w:r>
+            <w:r>
+              <w:t>053</w:t>
+            </w:r>
+            <w:r>
+              <w:t xml:space="preserve"> kWh/yr</w:t>
             </w:r>
           </w:p>
         </w:tc>
@@ -457,7 +887,115 @@
               <w:jc w:val="center"/>
             </w:pPr>
             <w:r>
-              <w:t>$93,755.62</w:t>
+              <w:t>$34,917.75/yr</w:t>
+            </w:r>
+          </w:p>
+        </w:tc>
+      </w:tr>
+      <w:tr>
+        <w:trPr>
+          <w:jc w:val="center"/>
+        </w:trPr>
+        <w:tc>
+          <w:tcPr>
+            <w:tcW w:w="2515" w:type="dxa"/>
+          </w:tcPr>
+          <w:p>
+            <w:pPr>
+              <w:spacing w:before="120" w:line="360" w:lineRule="auto"/>
+              <w:jc w:val="center"/>
+            </w:pPr>
+            <w:r>
+              <w:t>Compressors</w:t>
+            </w:r>
+          </w:p>
+        </w:tc>
+        <w:tc>
+          <w:tcPr>
+            <w:tcW w:w="1440" w:type="dxa"/>
+          </w:tcPr>
+          <w:p>
+            <w:pPr>
+              <w:spacing w:before="120" w:line="360" w:lineRule="auto"/>
+              <w:jc w:val="center"/>
+            </w:pPr>
+          </w:p>
+        </w:tc>
+        <w:tc>
+          <w:tcPr>
+            <w:tcW w:w="1710" w:type="dxa"/>
+          </w:tcPr>
+          <w:p>
+            <w:pPr>
+              <w:spacing w:before="120" w:line="360" w:lineRule="auto"/>
+              <w:jc w:val="center"/>
+            </w:pPr>
+            <w:r>
+              <w:t>40</w:t>
+            </w:r>
+            <w:r>
+              <w:t xml:space="preserve"> HP</w:t>
+            </w:r>
+            <w:r>
+              <w:t xml:space="preserve"> Total</w:t>
+            </w:r>
+          </w:p>
+        </w:tc>
+        <w:tc>
+          <w:tcPr>
+            <w:tcW w:w="2070" w:type="dxa"/>
+          </w:tcPr>
+          <w:p>
+            <w:pPr>
+              <w:spacing w:before="120" w:line="360" w:lineRule="auto"/>
+              <w:jc w:val="center"/>
+            </w:pPr>
+            <w:r>
+              <w:t>260</w:t>
+            </w:r>
+            <w:r>
+              <w:t>,</w:t>
+            </w:r>
+            <w:r>
+              <w:t>682</w:t>
+            </w:r>
+            <w:r>
+              <w:t xml:space="preserve"> kWh/yr</w:t>
+            </w:r>
+          </w:p>
+        </w:tc>
+        <w:tc>
+          <w:tcPr>
+            <w:tcW w:w="1700" w:type="dxa"/>
+          </w:tcPr>
+          <w:p>
+            <w:pPr>
+              <w:spacing w:before="120" w:line="360" w:lineRule="auto"/>
+              <w:jc w:val="center"/>
+            </w:pPr>
+            <w:r>
+              <w:t>$</w:t>
+            </w:r>
+            <w:r>
+              <w:t>29</w:t>
+            </w:r>
+            <w:r>
+              <w:t>,</w:t>
+            </w:r>
+            <w:r>
+              <w:t>457</w:t>
+            </w:r>
+            <w:r>
+              <w:t>.</w:t>
+            </w:r>
+            <w:r>
+              <w:t>0</w:t>
+            </w:r>
+            <w:r>
+              <w:t>9</w:t>
+            </w:r>
+            <w:r>
+              <w:t>/yr</w:t>
             </w:r>
           </w:p>
         </w:tc>
@@ -495,17 +1033,22 @@
         <w:pStyle w:val="Subtitle"/>
       </w:pPr>
       <w:r>
+        <w:lastRenderedPageBreak/>
         <w:t>Current Best Practices</w:t>
       </w:r>
     </w:p>
     <w:p>
       <w:pPr>
+        <w:pStyle w:val="ListParagraph"/>
+        <w:numPr>
+          <w:ilvl w:val="0"/>
+          <w:numId w:val="21"/>
+        </w:numPr>
         <w:spacing w:line="360" w:lineRule="auto"/>
-        <w:ind w:firstLine="720"/>
         <w:jc w:val="both"/>
       </w:pPr>
       <w:r>
-        <w:t>The following best practices in energy conservation were observed during the visit and are encouraged to remain in action:</w:t>
+        <w:t>Most lights are converted to LED already</w:t>
       </w:r>
     </w:p>
     <w:p>
@@ -513,13 +1056,13 @@
         <w:pStyle w:val="ListParagraph"/>
         <w:numPr>
           <w:ilvl w:val="0"/>
-          <w:numId w:val="20"/>
+          <w:numId w:val="21"/>
         </w:numPr>
         <w:spacing w:line="360" w:lineRule="auto"/>
         <w:jc w:val="both"/>
       </w:pPr>
       <w:r>
-        <w:t>Plan to be part of ISO 5001 next year</w:t>
+        <w:t>Adequate size machinery for company</w:t>
       </w:r>
     </w:p>
     <w:p>
@@ -527,39 +1070,13 @@
         <w:pStyle w:val="ListParagraph"/>
         <w:numPr>
           <w:ilvl w:val="0"/>
-          <w:numId w:val="20"/>
+          <w:numId w:val="21"/>
         </w:numPr>
         <w:spacing w:line="360" w:lineRule="auto"/>
         <w:jc w:val="both"/>
       </w:pPr>
       <w:r>
-        <w:t>Focus on use of electric forklifts to save energy</w:t>
-      </w:r>
-    </w:p>
-    <w:p>
-      <w:pPr>
-        <w:pStyle w:val="ListParagraph"/>
-        <w:numPr>
-          <w:ilvl w:val="0"/>
-          <w:numId w:val="20"/>
-        </w:numPr>
-        <w:spacing w:line="360" w:lineRule="auto"/>
-        <w:jc w:val="both"/>
-      </w:pPr>
-      <w:r>
-        <w:t xml:space="preserve">More than half of </w:t>
-      </w:r>
-      <w:r>
-        <w:t>the lighting</w:t>
-      </w:r>
-      <w:r>
-        <w:t xml:space="preserve"> are</w:t>
-      </w:r>
-      <w:r>
-        <w:t xml:space="preserve"> already</w:t>
-      </w:r>
-      <w:r>
-        <w:t xml:space="preserve"> LED fixtures</w:t>
+        <w:t>Staff are open to implementing energy-saving recommendations</w:t>
       </w:r>
     </w:p>
     <w:p>
@@ -583,7 +1100,6 @@
       </w:pPr>
       <w:bookmarkStart w:id="2" w:name="_Toc145937844"/>
       <w:r>
-        <w:lastRenderedPageBreak/>
         <w:t xml:space="preserve">Figure </w:t>
       </w:r>
       <w:fldSimple w:instr=" SEQ Figure \* ARABIC ">
@@ -619,68 +1135,61 @@
         <mc:AlternateContent>
           <mc:Choice Requires="wps">
             <w:drawing>
-              <wp:anchor distT="0" distB="0" distL="114300" distR="114300" simplePos="0" relativeHeight="251659264" behindDoc="0" locked="0" layoutInCell="1" allowOverlap="1" wp14:anchorId="0A88E336" wp14:editId="54F1063A">
+              <wp:anchor distT="45720" distB="45720" distL="114300" distR="114300" simplePos="0" relativeHeight="251671552" behindDoc="0" locked="0" layoutInCell="1" allowOverlap="1" wp14:anchorId="56369EEE" wp14:editId="7A0FC799">
                 <wp:simplePos x="0" y="0"/>
-                <wp:positionH relativeFrom="column">
-                  <wp:posOffset>1695132</wp:posOffset>
+                <wp:positionH relativeFrom="margin">
+                  <wp:posOffset>1807527</wp:posOffset>
                 </wp:positionH>
-                <wp:positionV relativeFrom="paragraph">
-                  <wp:posOffset>3101022</wp:posOffset>
+                <wp:positionV relativeFrom="page">
+                  <wp:posOffset>4144645</wp:posOffset>
                 </wp:positionV>
-                <wp:extent cx="1785937" cy="519113"/>
-                <wp:effectExtent l="57150" t="152400" r="43180" b="167005"/>
+                <wp:extent cx="1801261" cy="976630"/>
+                <wp:effectExtent l="38100" t="171450" r="27940" b="181610"/>
                 <wp:wrapNone/>
-                <wp:docPr id="1263389114" name="Text Box 1"/>
-                <wp:cNvGraphicFramePr/>
+                <wp:docPr id="116962023" name="Text Box 2"/>
+                <wp:cNvGraphicFramePr>
+                  <a:graphicFrameLocks xmlns:a="http://schemas.openxmlformats.org/drawingml/2006/main"/>
+                </wp:cNvGraphicFramePr>
                 <a:graphic xmlns:a="http://schemas.openxmlformats.org/drawingml/2006/main">
                   <a:graphicData uri="http://schemas.microsoft.com/office/word/2010/wordprocessingShape">
                     <wps:wsp>
-                      <wps:cNvSpPr txBox="1"/>
-                      <wps:spPr>
-                        <a:xfrm rot="553201">
+                      <wps:cNvSpPr txBox="1">
+                        <a:spLocks noChangeArrowheads="1"/>
+                      </wps:cNvSpPr>
+                      <wps:spPr bwMode="auto">
+                        <a:xfrm rot="20976019">
                           <a:off x="0" y="0"/>
-                          <a:ext cx="1785937" cy="519113"/>
+                          <a:ext cx="1801261" cy="976630"/>
                         </a:xfrm>
                         <a:prstGeom prst="rect">
                           <a:avLst/>
                         </a:prstGeom>
-                        <a:noFill/>
-                        <a:ln w="6350">
+                        <a:solidFill>
+                          <a:srgbClr val="FFFFFF"/>
+                        </a:solidFill>
+                        <a:ln w="9525">
                           <a:solidFill>
-                            <a:prstClr val="black"/>
+                            <a:srgbClr val="000000"/>
                           </a:solidFill>
+                          <a:miter lim="800000"/>
+                          <a:headEnd/>
+                          <a:tailEnd/>
                         </a:ln>
                       </wps:spPr>
                       <wps:txbx>
                         <w:txbxContent>
                           <w:p>
                             <w:pPr>
-                              <w:rPr>
-                                <w:b/>
-                                <w:bCs/>
-                                <w:color w:val="EE0000"/>
-                                <w:sz w:val="44"/>
-                                <w:szCs w:val="44"/>
-                              </w:rPr>
+                              <w:jc w:val="center"/>
                             </w:pPr>
                             <w:r>
-                              <w:rPr>
-                                <w:b/>
-                                <w:bCs/>
-                                <w:color w:val="EE0000"/>
-                                <w:sz w:val="44"/>
-                                <w:szCs w:val="44"/>
-                              </w:rPr>
-                              <w:t>Office Area</w:t>
+                              <w:t>Production Area</w:t>
                             </w:r>
                           </w:p>
                         </w:txbxContent>
                       </wps:txbx>
-                      <wps:bodyPr rot="0" spcFirstLastPara="0" vertOverflow="overflow" horzOverflow="overflow" vert="horz" wrap="square" lIns="91440" tIns="45720" rIns="91440" bIns="45720" numCol="1" spcCol="0" rtlCol="0" fromWordArt="0" anchor="t" anchorCtr="0" forceAA="0" compatLnSpc="1">
-                        <a:prstTxWarp prst="textNoShape">
-                          <a:avLst/>
-                        </a:prstTxWarp>
-                        <a:noAutofit/>
+                      <wps:bodyPr rot="0" vert="horz" wrap="square" lIns="91440" tIns="45720" rIns="91440" bIns="45720" anchor="t" anchorCtr="0">
+                        <a:spAutoFit/>
                       </wps:bodyPr>
                     </wps:wsp>
                   </a:graphicData>
@@ -688,41 +1197,28 @@
                 <wp14:sizeRelH relativeFrom="margin">
                   <wp14:pctWidth>0</wp14:pctWidth>
                 </wp14:sizeRelH>
+                <wp14:sizeRelV relativeFrom="margin">
+                  <wp14:pctHeight>0</wp14:pctHeight>
+                </wp14:sizeRelV>
               </wp:anchor>
             </w:drawing>
           </mc:Choice>
           <mc:Fallback>
             <w:pict>
-              <v:shapetype w14:anchorId="0A88E336" id="_x0000_t202" coordsize="21600,21600" o:spt="202" path="m,l,21600r21600,l21600,xe">
-                <v:stroke joinstyle="miter"/>
-                <v:path gradientshapeok="t" o:connecttype="rect"/>
-              </v:shapetype>
-              <v:shape id="Text Box 1" o:spid="_x0000_s1026" type="#_x0000_t202" style="position:absolute;margin-left:133.45pt;margin-top:244.15pt;width:140.6pt;height:40.9pt;rotation:604243fd;z-index:251659264;visibility:visible;mso-wrap-style:square;mso-width-percent:0;mso-wrap-distance-left:9pt;mso-wrap-distance-top:0;mso-wrap-distance-right:9pt;mso-wrap-distance-bottom:0;mso-position-horizontal:absolute;mso-position-horizontal-relative:text;mso-position-vertical:absolute;mso-position-vertical-relative:text;mso-width-percent:0;mso-width-relative:margin;v-text-anchor:top" o:gfxdata="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" filled="f" strokeweight=".5pt">
-                <v:textbox>
+              <v:shape w14:anchorId="56369EEE" id="_x0000_s1031" type="#_x0000_t202" style="position:absolute;margin-left:142.3pt;margin-top:326.35pt;width:141.85pt;height:76.9pt;rotation:-681554fd;z-index:251671552;visibility:visible;mso-wrap-style:square;mso-width-percent:0;mso-height-percent:0;mso-wrap-distance-left:9pt;mso-wrap-distance-top:3.6pt;mso-wrap-distance-right:9pt;mso-wrap-distance-bottom:3.6pt;mso-position-horizontal:absolute;mso-position-horizontal-relative:margin;mso-position-vertical:absolute;mso-position-vertical-relative:page;mso-width-percent:0;mso-height-percent:0;mso-width-relative:margin;mso-height-relative:margin;v-text-anchor:top" o:gfxdata="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">
+                <v:textbox style="mso-fit-shape-to-text:t">
                   <w:txbxContent>
                     <w:p>
                       <w:pPr>
-                        <w:rPr>
-                          <w:b/>
-                          <w:bCs/>
-                          <w:color w:val="EE0000"/>
-                          <w:sz w:val="44"/>
-                          <w:szCs w:val="44"/>
-                        </w:rPr>
+                        <w:jc w:val="center"/>
                       </w:pPr>
                       <w:r>
-                        <w:rPr>
-                          <w:b/>
-                          <w:bCs/>
-                          <w:color w:val="EE0000"/>
-                          <w:sz w:val="44"/>
-                          <w:szCs w:val="44"/>
-                        </w:rPr>
-                        <w:t>Office Area</w:t>
+                        <w:t>Production Area</w:t>
                       </w:r>
                     </w:p>
                   </w:txbxContent>
                 </v:textbox>
+                <w10:wrap anchorx="margin" anchory="page"/>
               </v:shape>
             </w:pict>
           </mc:Fallback>
@@ -732,45 +1228,101 @@
         <w:rPr>
           <w:noProof/>
         </w:rPr>
-        <w:drawing>
-          <wp:inline distT="0" distB="0" distL="0" distR="0" wp14:anchorId="0100799C" wp14:editId="115B4440">
-            <wp:extent cx="5943600" cy="6085840"/>
-            <wp:effectExtent l="0" t="0" r="0" b="0"/>
-            <wp:docPr id="776946545" name="Picture 1" descr="Aerial view of a building&#10;&#10;AI-generated content may be incorrect."/>
-            <wp:cNvGraphicFramePr>
-              <a:graphicFrameLocks xmlns:a="http://schemas.openxmlformats.org/drawingml/2006/main" noChangeAspect="1"/>
-            </wp:cNvGraphicFramePr>
-            <a:graphic xmlns:a="http://schemas.openxmlformats.org/drawingml/2006/main">
-              <a:graphicData uri="http://schemas.openxmlformats.org/drawingml/2006/picture">
-                <pic:pic xmlns:pic="http://schemas.openxmlformats.org/drawingml/2006/picture">
-                  <pic:nvPicPr>
-                    <pic:cNvPr id="776946545" name="Picture 1" descr="Aerial view of a building&#10;&#10;AI-generated content may be incorrect."/>
-                    <pic:cNvPicPr/>
-                  </pic:nvPicPr>
-                  <pic:blipFill>
-                    <a:blip r:embed="rId13"/>
-                    <a:stretch>
-                      <a:fillRect/>
-                    </a:stretch>
-                  </pic:blipFill>
-                  <pic:spPr>
-                    <a:xfrm>
-                      <a:off x="0" y="0"/>
-                      <a:ext cx="5943600" cy="6085840"/>
-                    </a:xfrm>
-                    <a:prstGeom prst="rect">
-                      <a:avLst/>
-                    </a:prstGeom>
-                  </pic:spPr>
-                </pic:pic>
-              </a:graphicData>
-            </a:graphic>
-          </wp:inline>
-        </w:drawing>
+        <mc:AlternateContent>
+          <mc:Choice Requires="wps">
+            <w:drawing>
+              <wp:anchor distT="45720" distB="45720" distL="114300" distR="114300" simplePos="0" relativeHeight="251669504" behindDoc="0" locked="0" layoutInCell="1" allowOverlap="1" wp14:anchorId="05916103" wp14:editId="7FC7F626">
+                <wp:simplePos x="0" y="0"/>
+                <wp:positionH relativeFrom="margin">
+                  <wp:posOffset>4285932</wp:posOffset>
+                </wp:positionH>
+                <wp:positionV relativeFrom="page">
+                  <wp:posOffset>5288597</wp:posOffset>
+                </wp:positionV>
+                <wp:extent cx="641254" cy="976630"/>
+                <wp:effectExtent l="38100" t="76200" r="45085" b="67310"/>
+                <wp:wrapNone/>
+                <wp:docPr id="622685211" name="Text Box 2"/>
+                <wp:cNvGraphicFramePr>
+                  <a:graphicFrameLocks xmlns:a="http://schemas.openxmlformats.org/drawingml/2006/main"/>
+                </wp:cNvGraphicFramePr>
+                <a:graphic xmlns:a="http://schemas.openxmlformats.org/drawingml/2006/main">
+                  <a:graphicData uri="http://schemas.microsoft.com/office/word/2010/wordprocessingShape">
+                    <wps:wsp>
+                      <wps:cNvSpPr txBox="1">
+                        <a:spLocks noChangeArrowheads="1"/>
+                      </wps:cNvSpPr>
+                      <wps:spPr bwMode="auto">
+                        <a:xfrm rot="20976019">
+                          <a:off x="0" y="0"/>
+                          <a:ext cx="641254" cy="976630"/>
+                        </a:xfrm>
+                        <a:prstGeom prst="rect">
+                          <a:avLst/>
+                        </a:prstGeom>
+                        <a:solidFill>
+                          <a:srgbClr val="FFFFFF"/>
+                        </a:solidFill>
+                        <a:ln w="9525">
+                          <a:solidFill>
+                            <a:srgbClr val="000000"/>
+                          </a:solidFill>
+                          <a:miter lim="800000"/>
+                          <a:headEnd/>
+                          <a:tailEnd/>
+                        </a:ln>
+                      </wps:spPr>
+                      <wps:txbx>
+                        <w:txbxContent>
+                          <w:p>
+                            <w:pPr>
+                              <w:jc w:val="center"/>
+                            </w:pPr>
+                            <w:r>
+                              <w:t>Office</w:t>
+                            </w:r>
+                          </w:p>
+                        </w:txbxContent>
+                      </wps:txbx>
+                      <wps:bodyPr rot="0" vert="horz" wrap="square" lIns="91440" tIns="45720" rIns="91440" bIns="45720" anchor="t" anchorCtr="0">
+                        <a:spAutoFit/>
+                      </wps:bodyPr>
+                    </wps:wsp>
+                  </a:graphicData>
+                </a:graphic>
+                <wp14:sizeRelH relativeFrom="margin">
+                  <wp14:pctWidth>0</wp14:pctWidth>
+                </wp14:sizeRelH>
+                <wp14:sizeRelV relativeFrom="margin">
+                  <wp14:pctHeight>0</wp14:pctHeight>
+                </wp14:sizeRelV>
+              </wp:anchor>
+            </w:drawing>
+          </mc:Choice>
+          <mc:Fallback>
+            <w:pict>
+              <v:shape w14:anchorId="05916103" id="_x0000_s1032" type="#_x0000_t202" style="position:absolute;margin-left:337.45pt;margin-top:416.4pt;width:50.5pt;height:76.9pt;rotation:-681554fd;z-index:251669504;visibility:visible;mso-wrap-style:square;mso-width-percent:0;mso-height-percent:0;mso-wrap-distance-left:9pt;mso-wrap-distance-top:3.6pt;mso-wrap-distance-right:9pt;mso-wrap-distance-bottom:3.6pt;mso-position-horizontal:absolute;mso-position-horizontal-relative:margin;mso-position-vertical:absolute;mso-position-vertical-relative:page;mso-width-percent:0;mso-height-percent:0;mso-width-relative:margin;mso-height-relative:margin;v-text-anchor:top" o:gfxdata="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">
+                <v:textbox style="mso-fit-shape-to-text:t">
+                  <w:txbxContent>
+                    <w:p>
+                      <w:pPr>
+                        <w:jc w:val="center"/>
+                      </w:pPr>
+                      <w:r>
+                        <w:t>Office</w:t>
+                      </w:r>
+                    </w:p>
+                  </w:txbxContent>
+                </v:textbox>
+                <w10:wrap anchorx="margin" anchory="page"/>
+              </v:shape>
+            </w:pict>
+          </mc:Fallback>
+        </mc:AlternateContent>
       </w:r>
     </w:p>
     <w:sectPr>
-      <w:footerReference w:type="default" r:id="rId14"/>
+      <w:footerReference w:type="default" r:id="rId13"/>
       <w:pgSz w:w="12240" w:h="15840"/>
       <w:pgMar w:top="1440" w:right="1440" w:bottom="1440" w:left="1440" w:header="720" w:footer="720" w:gutter="0"/>
       <w:pgNumType w:start="1"/>
@@ -1129,6 +1681,119 @@
     </w:lvl>
   </w:abstractNum>
   <w:abstractNum w:abstractNumId="2" w15:restartNumberingAfterBreak="0">
+    <w:nsid w:val="0D9A7E16"/>
+    <w:multiLevelType w:val="hybridMultilevel"/>
+    <w:tmpl w:val="AFCA5F86"/>
+    <w:lvl w:ilvl="0" w:tplc="04090001">
+      <w:start w:val="1"/>
+      <w:numFmt w:val="bullet"/>
+      <w:lvlText w:val=""/>
+      <w:lvlJc w:val="left"/>
+      <w:pPr>
+        <w:ind w:left="720" w:hanging="360"/>
+      </w:pPr>
+      <w:rPr>
+        <w:rFonts w:ascii="Symbol" w:hAnsi="Symbol" w:hint="default"/>
+      </w:rPr>
+    </w:lvl>
+    <w:lvl w:ilvl="1" w:tplc="04090003" w:tentative="1">
+      <w:start w:val="1"/>
+      <w:numFmt w:val="bullet"/>
+      <w:lvlText w:val="o"/>
+      <w:lvlJc w:val="left"/>
+      <w:pPr>
+        <w:ind w:left="1440" w:hanging="360"/>
+      </w:pPr>
+      <w:rPr>
+        <w:rFonts w:ascii="Courier New" w:hAnsi="Courier New" w:cs="Courier New" w:hint="default"/>
+      </w:rPr>
+    </w:lvl>
+    <w:lvl w:ilvl="2" w:tplc="04090005" w:tentative="1">
+      <w:start w:val="1"/>
+      <w:numFmt w:val="bullet"/>
+      <w:lvlText w:val=""/>
+      <w:lvlJc w:val="left"/>
+      <w:pPr>
+        <w:ind w:left="2160" w:hanging="360"/>
+      </w:pPr>
+      <w:rPr>
+        <w:rFonts w:ascii="Wingdings" w:hAnsi="Wingdings" w:hint="default"/>
+      </w:rPr>
+    </w:lvl>
+    <w:lvl w:ilvl="3" w:tplc="04090001" w:tentative="1">
+      <w:start w:val="1"/>
+      <w:numFmt w:val="bullet"/>
+      <w:lvlText w:val=""/>
+      <w:lvlJc w:val="left"/>
+      <w:pPr>
+        <w:ind w:left="2880" w:hanging="360"/>
+      </w:pPr>
+      <w:rPr>
+        <w:rFonts w:ascii="Symbol" w:hAnsi="Symbol" w:hint="default"/>
+      </w:rPr>
+    </w:lvl>
+    <w:lvl w:ilvl="4" w:tplc="04090003" w:tentative="1">
+      <w:start w:val="1"/>
+      <w:numFmt w:val="bullet"/>
+      <w:lvlText w:val="o"/>
+      <w:lvlJc w:val="left"/>
+      <w:pPr>
+        <w:ind w:left="3600" w:hanging="360"/>
+      </w:pPr>
+      <w:rPr>
+        <w:rFonts w:ascii="Courier New" w:hAnsi="Courier New" w:cs="Courier New" w:hint="default"/>
+      </w:rPr>
+    </w:lvl>
+    <w:lvl w:ilvl="5" w:tplc="04090005" w:tentative="1">
+      <w:start w:val="1"/>
+      <w:numFmt w:val="bullet"/>
+      <w:lvlText w:val=""/>
+      <w:lvlJc w:val="left"/>
+      <w:pPr>
+        <w:ind w:left="4320" w:hanging="360"/>
+      </w:pPr>
+      <w:rPr>
+        <w:rFonts w:ascii="Wingdings" w:hAnsi="Wingdings" w:hint="default"/>
+      </w:rPr>
+    </w:lvl>
+    <w:lvl w:ilvl="6" w:tplc="04090001" w:tentative="1">
+      <w:start w:val="1"/>
+      <w:numFmt w:val="bullet"/>
+      <w:lvlText w:val=""/>
+      <w:lvlJc w:val="left"/>
+      <w:pPr>
+        <w:ind w:left="5040" w:hanging="360"/>
+      </w:pPr>
+      <w:rPr>
+        <w:rFonts w:ascii="Symbol" w:hAnsi="Symbol" w:hint="default"/>
+      </w:rPr>
+    </w:lvl>
+    <w:lvl w:ilvl="7" w:tplc="04090003" w:tentative="1">
+      <w:start w:val="1"/>
+      <w:numFmt w:val="bullet"/>
+      <w:lvlText w:val="o"/>
+      <w:lvlJc w:val="left"/>
+      <w:pPr>
+        <w:ind w:left="5760" w:hanging="360"/>
+      </w:pPr>
+      <w:rPr>
+        <w:rFonts w:ascii="Courier New" w:hAnsi="Courier New" w:cs="Courier New" w:hint="default"/>
+      </w:rPr>
+    </w:lvl>
+    <w:lvl w:ilvl="8" w:tplc="04090005" w:tentative="1">
+      <w:start w:val="1"/>
+      <w:numFmt w:val="bullet"/>
+      <w:lvlText w:val=""/>
+      <w:lvlJc w:val="left"/>
+      <w:pPr>
+        <w:ind w:left="6480" w:hanging="360"/>
+      </w:pPr>
+      <w:rPr>
+        <w:rFonts w:ascii="Wingdings" w:hAnsi="Wingdings" w:hint="default"/>
+      </w:rPr>
+    </w:lvl>
+  </w:abstractNum>
+  <w:abstractNum w:abstractNumId="3" w15:restartNumberingAfterBreak="0">
     <w:nsid w:val="12F90BB8"/>
     <w:multiLevelType w:val="multilevel"/>
     <w:tmpl w:val="9BE63586"/>
@@ -1241,7 +1906,7 @@
       </w:rPr>
     </w:lvl>
   </w:abstractNum>
-  <w:abstractNum w:abstractNumId="3" w15:restartNumberingAfterBreak="0">
+  <w:abstractNum w:abstractNumId="4" w15:restartNumberingAfterBreak="0">
     <w:nsid w:val="145B2A52"/>
     <w:multiLevelType w:val="multilevel"/>
     <w:tmpl w:val="95205B1A"/>
@@ -1354,7 +2019,7 @@
       </w:rPr>
     </w:lvl>
   </w:abstractNum>
-  <w:abstractNum w:abstractNumId="4" w15:restartNumberingAfterBreak="0">
+  <w:abstractNum w:abstractNumId="5" w15:restartNumberingAfterBreak="0">
     <w:nsid w:val="1A4E623E"/>
     <w:multiLevelType w:val="multilevel"/>
     <w:tmpl w:val="755CEED2"/>
@@ -1467,7 +2132,7 @@
       </w:rPr>
     </w:lvl>
   </w:abstractNum>
-  <w:abstractNum w:abstractNumId="5" w15:restartNumberingAfterBreak="0">
+  <w:abstractNum w:abstractNumId="6" w15:restartNumberingAfterBreak="0">
     <w:nsid w:val="1A9A3E98"/>
     <w:multiLevelType w:val="multilevel"/>
     <w:tmpl w:val="327C4528"/>
@@ -1580,7 +2245,7 @@
       </w:rPr>
     </w:lvl>
   </w:abstractNum>
-  <w:abstractNum w:abstractNumId="6" w15:restartNumberingAfterBreak="0">
+  <w:abstractNum w:abstractNumId="7" w15:restartNumberingAfterBreak="0">
     <w:nsid w:val="2650042E"/>
     <w:multiLevelType w:val="multilevel"/>
     <w:tmpl w:val="06427686"/>
@@ -1693,7 +2358,7 @@
       </w:rPr>
     </w:lvl>
   </w:abstractNum>
-  <w:abstractNum w:abstractNumId="7" w15:restartNumberingAfterBreak="0">
+  <w:abstractNum w:abstractNumId="8" w15:restartNumberingAfterBreak="0">
     <w:nsid w:val="27AE6643"/>
     <w:multiLevelType w:val="multilevel"/>
     <w:tmpl w:val="D568B40A"/>
@@ -1806,7 +2471,7 @@
       </w:rPr>
     </w:lvl>
   </w:abstractNum>
-  <w:abstractNum w:abstractNumId="8" w15:restartNumberingAfterBreak="0">
+  <w:abstractNum w:abstractNumId="9" w15:restartNumberingAfterBreak="0">
     <w:nsid w:val="2CAE56E4"/>
     <w:multiLevelType w:val="multilevel"/>
     <w:tmpl w:val="78BAE35E"/>
@@ -1919,7 +2584,7 @@
       </w:rPr>
     </w:lvl>
   </w:abstractNum>
-  <w:abstractNum w:abstractNumId="9" w15:restartNumberingAfterBreak="0">
+  <w:abstractNum w:abstractNumId="10" w15:restartNumberingAfterBreak="0">
     <w:nsid w:val="43736388"/>
     <w:multiLevelType w:val="multilevel"/>
     <w:tmpl w:val="4ED22DF4"/>
@@ -2032,7 +2697,7 @@
       </w:rPr>
     </w:lvl>
   </w:abstractNum>
-  <w:abstractNum w:abstractNumId="10" w15:restartNumberingAfterBreak="0">
+  <w:abstractNum w:abstractNumId="11" w15:restartNumberingAfterBreak="0">
     <w:nsid w:val="4F1B726A"/>
     <w:multiLevelType w:val="multilevel"/>
     <w:tmpl w:val="24321C12"/>
@@ -2145,7 +2810,7 @@
       </w:rPr>
     </w:lvl>
   </w:abstractNum>
-  <w:abstractNum w:abstractNumId="11" w15:restartNumberingAfterBreak="0">
+  <w:abstractNum w:abstractNumId="12" w15:restartNumberingAfterBreak="0">
     <w:nsid w:val="52EE312A"/>
     <w:multiLevelType w:val="multilevel"/>
     <w:tmpl w:val="BC2A0FA0"/>
@@ -2258,7 +2923,7 @@
       </w:rPr>
     </w:lvl>
   </w:abstractNum>
-  <w:abstractNum w:abstractNumId="12" w15:restartNumberingAfterBreak="0">
+  <w:abstractNum w:abstractNumId="13" w15:restartNumberingAfterBreak="0">
     <w:nsid w:val="567058D2"/>
     <w:multiLevelType w:val="multilevel"/>
     <w:tmpl w:val="876848F2"/>
@@ -2371,7 +3036,7 @@
       </w:rPr>
     </w:lvl>
   </w:abstractNum>
-  <w:abstractNum w:abstractNumId="13" w15:restartNumberingAfterBreak="0">
+  <w:abstractNum w:abstractNumId="14" w15:restartNumberingAfterBreak="0">
     <w:nsid w:val="58D94D20"/>
     <w:multiLevelType w:val="multilevel"/>
     <w:tmpl w:val="F908476C"/>
@@ -2484,7 +3149,7 @@
       </w:rPr>
     </w:lvl>
   </w:abstractNum>
-  <w:abstractNum w:abstractNumId="14" w15:restartNumberingAfterBreak="0">
+  <w:abstractNum w:abstractNumId="15" w15:restartNumberingAfterBreak="0">
     <w:nsid w:val="5A7A4F7E"/>
     <w:multiLevelType w:val="hybridMultilevel"/>
     <w:tmpl w:val="D1E61DB6"/>
@@ -2597,7 +3262,7 @@
       </w:rPr>
     </w:lvl>
   </w:abstractNum>
-  <w:abstractNum w:abstractNumId="15" w15:restartNumberingAfterBreak="0">
+  <w:abstractNum w:abstractNumId="16" w15:restartNumberingAfterBreak="0">
     <w:nsid w:val="604F11E6"/>
     <w:multiLevelType w:val="multilevel"/>
     <w:tmpl w:val="A67A0A84"/>
@@ -2710,7 +3375,7 @@
       </w:rPr>
     </w:lvl>
   </w:abstractNum>
-  <w:abstractNum w:abstractNumId="16" w15:restartNumberingAfterBreak="0">
+  <w:abstractNum w:abstractNumId="17" w15:restartNumberingAfterBreak="0">
     <w:nsid w:val="64D216C7"/>
     <w:multiLevelType w:val="hybridMultilevel"/>
     <w:tmpl w:val="07D83DDE"/>
@@ -2823,7 +3488,7 @@
       </w:rPr>
     </w:lvl>
   </w:abstractNum>
-  <w:abstractNum w:abstractNumId="17" w15:restartNumberingAfterBreak="0">
+  <w:abstractNum w:abstractNumId="18" w15:restartNumberingAfterBreak="0">
     <w:nsid w:val="6BB60361"/>
     <w:multiLevelType w:val="multilevel"/>
     <w:tmpl w:val="7B168096"/>
@@ -2936,7 +3601,7 @@
       </w:rPr>
     </w:lvl>
   </w:abstractNum>
-  <w:abstractNum w:abstractNumId="18" w15:restartNumberingAfterBreak="0">
+  <w:abstractNum w:abstractNumId="19" w15:restartNumberingAfterBreak="0">
     <w:nsid w:val="6C3B6C75"/>
     <w:multiLevelType w:val="multilevel"/>
     <w:tmpl w:val="30EC218A"/>
@@ -3051,7 +3716,7 @@
       </w:rPr>
     </w:lvl>
   </w:abstractNum>
-  <w:abstractNum w:abstractNumId="19" w15:restartNumberingAfterBreak="0">
+  <w:abstractNum w:abstractNumId="20" w15:restartNumberingAfterBreak="0">
     <w:nsid w:val="72D10626"/>
     <w:multiLevelType w:val="multilevel"/>
     <w:tmpl w:val="2BE43B60"/>
@@ -3168,61 +3833,64 @@
     <w:abstractNumId w:val="1"/>
   </w:num>
   <w:num w:numId="2" w16cid:durableId="5718741">
+    <w:abstractNumId w:val="14"/>
+  </w:num>
+  <w:num w:numId="3" w16cid:durableId="399065190">
     <w:abstractNumId w:val="13"/>
   </w:num>
-  <w:num w:numId="3" w16cid:durableId="399065190">
-    <w:abstractNumId w:val="12"/>
+  <w:num w:numId="4" w16cid:durableId="1625576391">
+    <w:abstractNumId w:val="10"/>
   </w:num>
-  <w:num w:numId="4" w16cid:durableId="1625576391">
+  <w:num w:numId="5" w16cid:durableId="50621259">
+    <w:abstractNumId w:val="20"/>
+  </w:num>
+  <w:num w:numId="6" w16cid:durableId="128476103">
     <w:abstractNumId w:val="9"/>
   </w:num>
-  <w:num w:numId="5" w16cid:durableId="50621259">
+  <w:num w:numId="7" w16cid:durableId="508640344">
     <w:abstractNumId w:val="19"/>
   </w:num>
-  <w:num w:numId="6" w16cid:durableId="128476103">
+  <w:num w:numId="8" w16cid:durableId="543907547">
+    <w:abstractNumId w:val="4"/>
+  </w:num>
+  <w:num w:numId="9" w16cid:durableId="2092895678">
+    <w:abstractNumId w:val="16"/>
+  </w:num>
+  <w:num w:numId="10" w16cid:durableId="1025132165">
+    <w:abstractNumId w:val="7"/>
+  </w:num>
+  <w:num w:numId="11" w16cid:durableId="848911794">
+    <w:abstractNumId w:val="3"/>
+  </w:num>
+  <w:num w:numId="12" w16cid:durableId="398943156">
     <w:abstractNumId w:val="8"/>
   </w:num>
-  <w:num w:numId="7" w16cid:durableId="508640344">
-    <w:abstractNumId w:val="18"/>
-  </w:num>
-  <w:num w:numId="8" w16cid:durableId="543907547">
-    <w:abstractNumId w:val="3"/>
-  </w:num>
-  <w:num w:numId="9" w16cid:durableId="2092895678">
-    <w:abstractNumId w:val="15"/>
-  </w:num>
-  <w:num w:numId="10" w16cid:durableId="1025132165">
-    <w:abstractNumId w:val="6"/>
-  </w:num>
-  <w:num w:numId="11" w16cid:durableId="848911794">
-    <w:abstractNumId w:val="2"/>
-  </w:num>
-  <w:num w:numId="12" w16cid:durableId="398943156">
-    <w:abstractNumId w:val="7"/>
-  </w:num>
   <w:num w:numId="13" w16cid:durableId="357388277">
-    <w:abstractNumId w:val="10"/>
+    <w:abstractNumId w:val="11"/>
   </w:num>
   <w:num w:numId="14" w16cid:durableId="1781490147">
-    <w:abstractNumId w:val="4"/>
+    <w:abstractNumId w:val="5"/>
   </w:num>
   <w:num w:numId="15" w16cid:durableId="864752524">
-    <w:abstractNumId w:val="5"/>
+    <w:abstractNumId w:val="6"/>
   </w:num>
   <w:num w:numId="16" w16cid:durableId="1322274705">
     <w:abstractNumId w:val="0"/>
   </w:num>
   <w:num w:numId="17" w16cid:durableId="1666515717">
+    <w:abstractNumId w:val="18"/>
+  </w:num>
+  <w:num w:numId="18" w16cid:durableId="432288199">
+    <w:abstractNumId w:val="12"/>
+  </w:num>
+  <w:num w:numId="19" w16cid:durableId="1735204474">
+    <w:abstractNumId w:val="15"/>
+  </w:num>
+  <w:num w:numId="20" w16cid:durableId="1777872137">
     <w:abstractNumId w:val="17"/>
   </w:num>
-  <w:num w:numId="18" w16cid:durableId="432288199">
-    <w:abstractNumId w:val="11"/>
-  </w:num>
-  <w:num w:numId="19" w16cid:durableId="1735204474">
-    <w:abstractNumId w:val="14"/>
-  </w:num>
-  <w:num w:numId="20" w16cid:durableId="1777872137">
-    <w:abstractNumId w:val="16"/>
+  <w:num w:numId="21" w16cid:durableId="1201941993">
+    <w:abstractNumId w:val="2"/>
   </w:num>
 </w:numbering>
 </file>
@@ -7281,6 +7949,25 @@
         </a:fontRef>
       </a:style>
     </a:lnDef>
+    <a:txDef>
+      <a:spPr bwMode="auto">
+        <a:solidFill>
+          <a:srgbClr val="FFFFFF"/>
+        </a:solidFill>
+        <a:ln w="9525">
+          <a:solidFill>
+            <a:srgbClr val="000000"/>
+          </a:solidFill>
+          <a:miter lim="800000"/>
+          <a:headEnd/>
+          <a:tailEnd/>
+        </a:ln>
+      </a:spPr>
+      <a:bodyPr rot="0" vert="horz" wrap="square" lIns="91440" tIns="45720" rIns="91440" bIns="45720" anchor="t" anchorCtr="0">
+        <a:spAutoFit/>
+      </a:bodyPr>
+      <a:lstStyle/>
+    </a:txDef>
   </a:objectDefaults>
   <a:extraClrSchemeLst/>
 </a:theme>
